--- a/results/paper_tables/follow_up/02_dr_by_ae_molecule_matrix.docx
+++ b/results/paper_tables/follow_up/02_dr_by_ae_molecule_matrix.docx
@@ -1317,7 +1317,7 @@
                 <w:szCs w:val="17"/>
                 <w:color w:val="24212B"/>
               </w:rPr>
-              <w:t xml:space="preserve">p=0.604</w:t>
+              <w:t xml:space="preserve">p=0.157</w:t>
             </w:r>
           </w:p>
         </w:tc>
@@ -1371,7 +1371,7 @@
                 <w:szCs w:val="17"/>
                 <w:color w:val="24212B"/>
               </w:rPr>
-              <w:t xml:space="preserve">p=0.876</w:t>
+              <w:t xml:space="preserve">p=0.515</w:t>
             </w:r>
           </w:p>
         </w:tc>
@@ -1485,7 +1485,7 @@
                 <w:szCs w:val="17"/>
                 <w:color w:val="24212B"/>
               </w:rPr>
-              <w:t xml:space="preserve">p=0.067</w:t>
+              <w:t xml:space="preserve">p=0.255</w:t>
             </w:r>
           </w:p>
         </w:tc>
@@ -1540,6 +1540,174 @@
                 <w:color w:val="24212B"/>
               </w:rPr>
               <w:t xml:space="preserve"/>
+            </w:r>
+          </w:p>
+        </w:tc>
+      </w:tr>
+      <w:tr>
+        <w:trPr>
+          <w:trHeight w:val="458" w:hRule="auto"/>
+        </w:trPr>
+        body 9
+        <w:tc>
+          <w:tcPr>
+            <w:tcBorders>
+              <w:bottom w:val="none" w:sz="0" w:space="0" w:color="000000"/>
+              <w:top w:val="none" w:sz="0" w:space="0" w:color="000000"/>
+              <w:left w:val="none" w:sz="0" w:space="0" w:color="000000"/>
+              <w:right w:val="none" w:sz="0" w:space="0" w:color="000000"/>
+            </w:tcBorders>
+            <w:shd w:val="clear" w:color="auto" w:fill="FFFFFF"/>
+            <w:tcMar>
+              <w:top w:w="0" w:type="dxa"/>
+              <w:bottom w:w="0" w:type="dxa"/>
+              <w:left w:w="0" w:type="dxa"/>
+              <w:right w:w="0" w:type="dxa"/>
+            </w:tcMar>
+            <w:vAlign w:val="center"/>
+          </w:tcPr>
+          <w:p>
+            <w:pPr>
+              <w:jc w:val="left"/>
+              <w:pBdr>
+                <w:bottom w:val="none" w:sz="0" w:space="0" w:color="000000"/>
+                <w:top w:val="none" w:sz="0" w:space="0" w:color="000000"/>
+                <w:left w:val="none" w:sz="0" w:space="0" w:color="000000"/>
+                <w:right w:val="none" w:sz="0" w:space="0" w:color="000000"/>
+              </w:pBdr>
+              <w:spacing w:after="60" w:before="60" w:line="240"/>
+              <w:ind w:left="60" w:right="60" w:firstLine="0" w:firstLineChars="0"/>
+              <w:rPr>
+                <w:rFonts w:ascii="Helvetica" w:hAnsi="Helvetica" w:eastAsia="Helvetica" w:cs="Helvetica"/>
+                <w:i w:val="false"/>
+                <w:b w:val="false"/>
+                <w:u w:val="none"/>
+                <w:strike w:val="false"/>
+                <w:sz w:val="17"/>
+                <w:szCs w:val="17"/>
+                <w:color w:val="24212B"/>
+              </w:rPr>
+            </w:pPr>
+            <w:r>
+              <w:rPr>
+                <w:rFonts w:ascii="Helvetica" w:hAnsi="Helvetica" w:eastAsia="Helvetica" w:cs="Helvetica"/>
+                <w:i w:val="false"/>
+                <w:b w:val="false"/>
+                <w:u w:val="none"/>
+                <w:strike w:val="false"/>
+                <w:sz w:val="17"/>
+                <w:szCs w:val="17"/>
+                <w:color w:val="24212B"/>
+              </w:rPr>
+              <w:t xml:space="preserve">decreased concentration</w:t>
+            </w:r>
+          </w:p>
+        </w:tc>
+        <w:tc>
+          <w:tcPr>
+            <w:tcBorders>
+              <w:bottom w:val="none" w:sz="0" w:space="0" w:color="000000"/>
+              <w:top w:val="none" w:sz="0" w:space="0" w:color="000000"/>
+              <w:left w:val="none" w:sz="0" w:space="0" w:color="000000"/>
+              <w:right w:val="none" w:sz="0" w:space="0" w:color="000000"/>
+            </w:tcBorders>
+            <w:shd w:val="clear" w:color="auto" w:fill="FFFFFF"/>
+            <w:tcMar>
+              <w:top w:w="0" w:type="dxa"/>
+              <w:bottom w:w="0" w:type="dxa"/>
+              <w:left w:w="0" w:type="dxa"/>
+              <w:right w:w="0" w:type="dxa"/>
+            </w:tcMar>
+            <w:vAlign w:val="center"/>
+          </w:tcPr>
+          <w:p>
+            <w:pPr>
+              <w:jc w:val="center"/>
+              <w:pBdr>
+                <w:bottom w:val="none" w:sz="0" w:space="0" w:color="000000"/>
+                <w:top w:val="none" w:sz="0" w:space="0" w:color="000000"/>
+                <w:left w:val="none" w:sz="0" w:space="0" w:color="000000"/>
+                <w:right w:val="none" w:sz="0" w:space="0" w:color="000000"/>
+              </w:pBdr>
+              <w:spacing w:after="60" w:before="60" w:line="240"/>
+              <w:ind w:left="60" w:right="60" w:firstLine="0" w:firstLineChars="0"/>
+              <w:rPr>
+                <w:rFonts w:ascii="Helvetica" w:hAnsi="Helvetica" w:eastAsia="Helvetica" w:cs="Helvetica"/>
+                <w:i w:val="false"/>
+                <w:b w:val="false"/>
+                <w:u w:val="none"/>
+                <w:strike w:val="false"/>
+                <w:sz w:val="17"/>
+                <w:szCs w:val="17"/>
+                <w:color w:val="24212B"/>
+              </w:rPr>
+            </w:pPr>
+            <w:r>
+              <w:rPr>
+                <w:rFonts w:ascii="Helvetica" w:hAnsi="Helvetica" w:eastAsia="Helvetica" w:cs="Helvetica"/>
+                <w:i w:val="false"/>
+                <w:b w:val="false"/>
+                <w:u w:val="none"/>
+                <w:strike w:val="false"/>
+                <w:sz w:val="17"/>
+                <w:szCs w:val="17"/>
+                <w:color w:val="24212B"/>
+              </w:rPr>
+              <w:t xml:space="preserve"/>
+            </w:r>
+          </w:p>
+        </w:tc>
+        <w:tc>
+          <w:tcPr>
+            <w:tcBorders>
+              <w:bottom w:val="none" w:sz="0" w:space="0" w:color="000000"/>
+              <w:top w:val="none" w:sz="0" w:space="0" w:color="000000"/>
+              <w:left w:val="none" w:sz="0" w:space="0" w:color="000000"/>
+              <w:right w:val="none" w:sz="0" w:space="0" w:color="000000"/>
+            </w:tcBorders>
+            <w:shd w:val="clear" w:color="auto" w:fill="FFFFFF"/>
+            <w:tcMar>
+              <w:top w:w="0" w:type="dxa"/>
+              <w:bottom w:w="0" w:type="dxa"/>
+              <w:left w:w="0" w:type="dxa"/>
+              <w:right w:w="0" w:type="dxa"/>
+            </w:tcMar>
+            <w:vAlign w:val="center"/>
+          </w:tcPr>
+          <w:p>
+            <w:pPr>
+              <w:jc w:val="center"/>
+              <w:pBdr>
+                <w:bottom w:val="none" w:sz="0" w:space="0" w:color="000000"/>
+                <w:top w:val="none" w:sz="0" w:space="0" w:color="000000"/>
+                <w:left w:val="none" w:sz="0" w:space="0" w:color="000000"/>
+                <w:right w:val="none" w:sz="0" w:space="0" w:color="000000"/>
+              </w:pBdr>
+              <w:spacing w:after="60" w:before="60" w:line="240"/>
+              <w:ind w:left="60" w:right="60" w:firstLine="0" w:firstLineChars="0"/>
+              <w:rPr>
+                <w:rFonts w:ascii="Helvetica" w:hAnsi="Helvetica" w:eastAsia="Helvetica" w:cs="Helvetica"/>
+                <w:i w:val="false"/>
+                <w:b w:val="false"/>
+                <w:u w:val="none"/>
+                <w:strike w:val="false"/>
+                <w:sz w:val="17"/>
+                <w:szCs w:val="17"/>
+                <w:color w:val="24212B"/>
+              </w:rPr>
+            </w:pPr>
+            <w:r>
+              <w:rPr>
+                <w:rFonts w:ascii="Helvetica" w:hAnsi="Helvetica" w:eastAsia="Helvetica" w:cs="Helvetica"/>
+                <w:i w:val="false"/>
+                <w:b w:val="false"/>
+                <w:u w:val="none"/>
+                <w:strike w:val="false"/>
+                <w:sz w:val="17"/>
+                <w:szCs w:val="17"/>
+                <w:color w:val="24212B"/>
+              </w:rPr>
+              <w:t xml:space="preserve">p=0.737</w:t>
             </w:r>
           </w:p>
         </w:tc>
@@ -1548,7 +1716,7 @@
         <w:trPr>
           <w:trHeight w:val="462" w:hRule="auto"/>
         </w:trPr>
-        body 9
+        body10
         <w:tc>
           <w:tcPr>
             <w:tcBorders>
@@ -1654,174 +1822,6 @@
                 <w:color w:val="24212B"/>
               </w:rPr>
               <w:t xml:space="preserve">p=0.638</w:t>
-            </w:r>
-          </w:p>
-        </w:tc>
-        <w:tc>
-          <w:tcPr>
-            <w:tcBorders>
-              <w:bottom w:val="none" w:sz="0" w:space="0" w:color="000000"/>
-              <w:top w:val="none" w:sz="0" w:space="0" w:color="000000"/>
-              <w:left w:val="none" w:sz="0" w:space="0" w:color="000000"/>
-              <w:right w:val="none" w:sz="0" w:space="0" w:color="000000"/>
-            </w:tcBorders>
-            <w:shd w:val="clear" w:color="auto" w:fill="FFFFFF"/>
-            <w:tcMar>
-              <w:top w:w="0" w:type="dxa"/>
-              <w:bottom w:w="0" w:type="dxa"/>
-              <w:left w:w="0" w:type="dxa"/>
-              <w:right w:w="0" w:type="dxa"/>
-            </w:tcMar>
-            <w:vAlign w:val="center"/>
-          </w:tcPr>
-          <w:p>
-            <w:pPr>
-              <w:jc w:val="center"/>
-              <w:pBdr>
-                <w:bottom w:val="none" w:sz="0" w:space="0" w:color="000000"/>
-                <w:top w:val="none" w:sz="0" w:space="0" w:color="000000"/>
-                <w:left w:val="none" w:sz="0" w:space="0" w:color="000000"/>
-                <w:right w:val="none" w:sz="0" w:space="0" w:color="000000"/>
-              </w:pBdr>
-              <w:spacing w:after="60" w:before="60" w:line="240"/>
-              <w:ind w:left="60" w:right="60" w:firstLine="0" w:firstLineChars="0"/>
-              <w:rPr>
-                <w:rFonts w:ascii="Helvetica" w:hAnsi="Helvetica" w:eastAsia="Helvetica" w:cs="Helvetica"/>
-                <w:i w:val="false"/>
-                <w:b w:val="false"/>
-                <w:u w:val="none"/>
-                <w:strike w:val="false"/>
-                <w:sz w:val="17"/>
-                <w:szCs w:val="17"/>
-                <w:color w:val="24212B"/>
-              </w:rPr>
-            </w:pPr>
-            <w:r>
-              <w:rPr>
-                <w:rFonts w:ascii="Helvetica" w:hAnsi="Helvetica" w:eastAsia="Helvetica" w:cs="Helvetica"/>
-                <w:i w:val="false"/>
-                <w:b w:val="false"/>
-                <w:u w:val="none"/>
-                <w:strike w:val="false"/>
-                <w:sz w:val="17"/>
-                <w:szCs w:val="17"/>
-                <w:color w:val="24212B"/>
-              </w:rPr>
-              <w:t xml:space="preserve"/>
-            </w:r>
-          </w:p>
-        </w:tc>
-      </w:tr>
-      <w:tr>
-        <w:trPr>
-          <w:trHeight w:val="459" w:hRule="auto"/>
-        </w:trPr>
-        body10
-        <w:tc>
-          <w:tcPr>
-            <w:tcBorders>
-              <w:bottom w:val="none" w:sz="0" w:space="0" w:color="000000"/>
-              <w:top w:val="none" w:sz="0" w:space="0" w:color="000000"/>
-              <w:left w:val="none" w:sz="0" w:space="0" w:color="000000"/>
-              <w:right w:val="none" w:sz="0" w:space="0" w:color="000000"/>
-            </w:tcBorders>
-            <w:shd w:val="clear" w:color="auto" w:fill="FFFFFF"/>
-            <w:tcMar>
-              <w:top w:w="0" w:type="dxa"/>
-              <w:bottom w:w="0" w:type="dxa"/>
-              <w:left w:w="0" w:type="dxa"/>
-              <w:right w:w="0" w:type="dxa"/>
-            </w:tcMar>
-            <w:vAlign w:val="center"/>
-          </w:tcPr>
-          <w:p>
-            <w:pPr>
-              <w:jc w:val="left"/>
-              <w:pBdr>
-                <w:bottom w:val="none" w:sz="0" w:space="0" w:color="000000"/>
-                <w:top w:val="none" w:sz="0" w:space="0" w:color="000000"/>
-                <w:left w:val="none" w:sz="0" w:space="0" w:color="000000"/>
-                <w:right w:val="none" w:sz="0" w:space="0" w:color="000000"/>
-              </w:pBdr>
-              <w:spacing w:after="60" w:before="60" w:line="240"/>
-              <w:ind w:left="60" w:right="60" w:firstLine="0" w:firstLineChars="0"/>
-              <w:rPr>
-                <w:rFonts w:ascii="Helvetica" w:hAnsi="Helvetica" w:eastAsia="Helvetica" w:cs="Helvetica"/>
-                <w:i w:val="false"/>
-                <w:b w:val="false"/>
-                <w:u w:val="none"/>
-                <w:strike w:val="false"/>
-                <w:sz w:val="17"/>
-                <w:szCs w:val="17"/>
-                <w:color w:val="24212B"/>
-              </w:rPr>
-            </w:pPr>
-            <w:r>
-              <w:rPr>
-                <w:rFonts w:ascii="Helvetica" w:hAnsi="Helvetica" w:eastAsia="Helvetica" w:cs="Helvetica"/>
-                <w:i w:val="false"/>
-                <w:b w:val="false"/>
-                <w:u w:val="none"/>
-                <w:strike w:val="false"/>
-                <w:sz w:val="17"/>
-                <w:szCs w:val="17"/>
-                <w:color w:val="24212B"/>
-              </w:rPr>
-              <w:t xml:space="preserve">dizziness</w:t>
-            </w:r>
-          </w:p>
-        </w:tc>
-        <w:tc>
-          <w:tcPr>
-            <w:tcBorders>
-              <w:bottom w:val="none" w:sz="0" w:space="0" w:color="000000"/>
-              <w:top w:val="none" w:sz="0" w:space="0" w:color="000000"/>
-              <w:left w:val="none" w:sz="0" w:space="0" w:color="000000"/>
-              <w:right w:val="none" w:sz="0" w:space="0" w:color="000000"/>
-            </w:tcBorders>
-            <w:shd w:val="clear" w:color="auto" w:fill="FFFFFF"/>
-            <w:tcMar>
-              <w:top w:w="0" w:type="dxa"/>
-              <w:bottom w:w="0" w:type="dxa"/>
-              <w:left w:w="0" w:type="dxa"/>
-              <w:right w:w="0" w:type="dxa"/>
-            </w:tcMar>
-            <w:vAlign w:val="center"/>
-          </w:tcPr>
-          <w:p>
-            <w:pPr>
-              <w:jc w:val="center"/>
-              <w:pBdr>
-                <w:bottom w:val="none" w:sz="0" w:space="0" w:color="000000"/>
-                <w:top w:val="none" w:sz="0" w:space="0" w:color="000000"/>
-                <w:left w:val="none" w:sz="0" w:space="0" w:color="000000"/>
-                <w:right w:val="none" w:sz="0" w:space="0" w:color="000000"/>
-              </w:pBdr>
-              <w:spacing w:after="60" w:before="60" w:line="240"/>
-              <w:ind w:left="60" w:right="60" w:firstLine="0" w:firstLineChars="0"/>
-              <w:rPr>
-                <w:rFonts w:ascii="Helvetica" w:hAnsi="Helvetica" w:eastAsia="Helvetica" w:cs="Helvetica"/>
-                <w:i w:val="false"/>
-                <w:b w:val="false"/>
-                <w:u w:val="none"/>
-                <w:strike w:val="false"/>
-                <w:sz w:val="17"/>
-                <w:szCs w:val="17"/>
-                <w:color w:val="24212B"/>
-              </w:rPr>
-            </w:pPr>
-            <w:r>
-              <w:rPr>
-                <w:rFonts w:ascii="Helvetica" w:hAnsi="Helvetica" w:eastAsia="Helvetica" w:cs="Helvetica"/>
-                <w:i w:val="false"/>
-                <w:b w:val="false"/>
-                <w:u w:val="none"/>
-                <w:strike w:val="false"/>
-                <w:sz w:val="17"/>
-                <w:szCs w:val="17"/>
-                <w:color w:val="24212B"/>
-              </w:rPr>
-              <w:t xml:space="preserve">p=0.615</w:t>
             </w:r>
           </w:p>
         </w:tc>
@@ -1935,6 +1935,174 @@
                 <w:szCs w:val="17"/>
                 <w:color w:val="24212B"/>
               </w:rPr>
+              <w:t xml:space="preserve">dizziness</w:t>
+            </w:r>
+          </w:p>
+        </w:tc>
+        <w:tc>
+          <w:tcPr>
+            <w:tcBorders>
+              <w:bottom w:val="none" w:sz="0" w:space="0" w:color="000000"/>
+              <w:top w:val="none" w:sz="0" w:space="0" w:color="000000"/>
+              <w:left w:val="none" w:sz="0" w:space="0" w:color="000000"/>
+              <w:right w:val="none" w:sz="0" w:space="0" w:color="000000"/>
+            </w:tcBorders>
+            <w:shd w:val="clear" w:color="auto" w:fill="FFFFFF"/>
+            <w:tcMar>
+              <w:top w:w="0" w:type="dxa"/>
+              <w:bottom w:w="0" w:type="dxa"/>
+              <w:left w:w="0" w:type="dxa"/>
+              <w:right w:w="0" w:type="dxa"/>
+            </w:tcMar>
+            <w:vAlign w:val="center"/>
+          </w:tcPr>
+          <w:p>
+            <w:pPr>
+              <w:jc w:val="center"/>
+              <w:pBdr>
+                <w:bottom w:val="none" w:sz="0" w:space="0" w:color="000000"/>
+                <w:top w:val="none" w:sz="0" w:space="0" w:color="000000"/>
+                <w:left w:val="none" w:sz="0" w:space="0" w:color="000000"/>
+                <w:right w:val="none" w:sz="0" w:space="0" w:color="000000"/>
+              </w:pBdr>
+              <w:spacing w:after="60" w:before="60" w:line="240"/>
+              <w:ind w:left="60" w:right="60" w:firstLine="0" w:firstLineChars="0"/>
+              <w:rPr>
+                <w:rFonts w:ascii="Helvetica" w:hAnsi="Helvetica" w:eastAsia="Helvetica" w:cs="Helvetica"/>
+                <w:i w:val="false"/>
+                <w:b w:val="false"/>
+                <w:u w:val="none"/>
+                <w:strike w:val="false"/>
+                <w:sz w:val="17"/>
+                <w:szCs w:val="17"/>
+                <w:color w:val="24212B"/>
+              </w:rPr>
+            </w:pPr>
+            <w:r>
+              <w:rPr>
+                <w:rFonts w:ascii="Helvetica" w:hAnsi="Helvetica" w:eastAsia="Helvetica" w:cs="Helvetica"/>
+                <w:i w:val="false"/>
+                <w:b w:val="false"/>
+                <w:u w:val="none"/>
+                <w:strike w:val="false"/>
+                <w:sz w:val="17"/>
+                <w:szCs w:val="17"/>
+                <w:color w:val="24212B"/>
+              </w:rPr>
+              <w:t xml:space="preserve">p=0.959</w:t>
+            </w:r>
+          </w:p>
+        </w:tc>
+        <w:tc>
+          <w:tcPr>
+            <w:tcBorders>
+              <w:bottom w:val="none" w:sz="0" w:space="0" w:color="000000"/>
+              <w:top w:val="none" w:sz="0" w:space="0" w:color="000000"/>
+              <w:left w:val="none" w:sz="0" w:space="0" w:color="000000"/>
+              <w:right w:val="none" w:sz="0" w:space="0" w:color="000000"/>
+            </w:tcBorders>
+            <w:shd w:val="clear" w:color="auto" w:fill="FFFFFF"/>
+            <w:tcMar>
+              <w:top w:w="0" w:type="dxa"/>
+              <w:bottom w:w="0" w:type="dxa"/>
+              <w:left w:w="0" w:type="dxa"/>
+              <w:right w:w="0" w:type="dxa"/>
+            </w:tcMar>
+            <w:vAlign w:val="center"/>
+          </w:tcPr>
+          <w:p>
+            <w:pPr>
+              <w:jc w:val="center"/>
+              <w:pBdr>
+                <w:bottom w:val="none" w:sz="0" w:space="0" w:color="000000"/>
+                <w:top w:val="none" w:sz="0" w:space="0" w:color="000000"/>
+                <w:left w:val="none" w:sz="0" w:space="0" w:color="000000"/>
+                <w:right w:val="none" w:sz="0" w:space="0" w:color="000000"/>
+              </w:pBdr>
+              <w:spacing w:after="60" w:before="60" w:line="240"/>
+              <w:ind w:left="60" w:right="60" w:firstLine="0" w:firstLineChars="0"/>
+              <w:rPr>
+                <w:rFonts w:ascii="Helvetica" w:hAnsi="Helvetica" w:eastAsia="Helvetica" w:cs="Helvetica"/>
+                <w:i w:val="false"/>
+                <w:b w:val="false"/>
+                <w:u w:val="none"/>
+                <w:strike w:val="false"/>
+                <w:sz w:val="17"/>
+                <w:szCs w:val="17"/>
+                <w:color w:val="24212B"/>
+              </w:rPr>
+            </w:pPr>
+            <w:r>
+              <w:rPr>
+                <w:rFonts w:ascii="Helvetica" w:hAnsi="Helvetica" w:eastAsia="Helvetica" w:cs="Helvetica"/>
+                <w:i w:val="false"/>
+                <w:b w:val="false"/>
+                <w:u w:val="none"/>
+                <w:strike w:val="false"/>
+                <w:sz w:val="17"/>
+                <w:szCs w:val="17"/>
+                <w:color w:val="24212B"/>
+              </w:rPr>
+              <w:t xml:space="preserve">p=0.180</w:t>
+            </w:r>
+          </w:p>
+        </w:tc>
+      </w:tr>
+      <w:tr>
+        <w:trPr>
+          <w:trHeight w:val="459" w:hRule="auto"/>
+        </w:trPr>
+        body12
+        <w:tc>
+          <w:tcPr>
+            <w:tcBorders>
+              <w:bottom w:val="none" w:sz="0" w:space="0" w:color="000000"/>
+              <w:top w:val="none" w:sz="0" w:space="0" w:color="000000"/>
+              <w:left w:val="none" w:sz="0" w:space="0" w:color="000000"/>
+              <w:right w:val="none" w:sz="0" w:space="0" w:color="000000"/>
+            </w:tcBorders>
+            <w:shd w:val="clear" w:color="auto" w:fill="FFFFFF"/>
+            <w:tcMar>
+              <w:top w:w="0" w:type="dxa"/>
+              <w:bottom w:w="0" w:type="dxa"/>
+              <w:left w:w="0" w:type="dxa"/>
+              <w:right w:w="0" w:type="dxa"/>
+            </w:tcMar>
+            <w:vAlign w:val="center"/>
+          </w:tcPr>
+          <w:p>
+            <w:pPr>
+              <w:jc w:val="left"/>
+              <w:pBdr>
+                <w:bottom w:val="none" w:sz="0" w:space="0" w:color="000000"/>
+                <w:top w:val="none" w:sz="0" w:space="0" w:color="000000"/>
+                <w:left w:val="none" w:sz="0" w:space="0" w:color="000000"/>
+                <w:right w:val="none" w:sz="0" w:space="0" w:color="000000"/>
+              </w:pBdr>
+              <w:spacing w:after="60" w:before="60" w:line="240"/>
+              <w:ind w:left="60" w:right="60" w:firstLine="0" w:firstLineChars="0"/>
+              <w:rPr>
+                <w:rFonts w:ascii="Helvetica" w:hAnsi="Helvetica" w:eastAsia="Helvetica" w:cs="Helvetica"/>
+                <w:i w:val="false"/>
+                <w:b w:val="false"/>
+                <w:u w:val="none"/>
+                <w:strike w:val="false"/>
+                <w:sz w:val="17"/>
+                <w:szCs w:val="17"/>
+                <w:color w:val="24212B"/>
+              </w:rPr>
+            </w:pPr>
+            <w:r>
+              <w:rPr>
+                <w:rFonts w:ascii="Helvetica" w:hAnsi="Helvetica" w:eastAsia="Helvetica" w:cs="Helvetica"/>
+                <w:i w:val="false"/>
+                <w:b w:val="false"/>
+                <w:u w:val="none"/>
+                <w:strike w:val="false"/>
+                <w:sz w:val="17"/>
+                <w:szCs w:val="17"/>
+                <w:color w:val="24212B"/>
+              </w:rPr>
               <w:t xml:space="preserve">emotional distress</w:t>
             </w:r>
           </w:p>
@@ -2052,7 +2220,7 @@
         <w:trPr>
           <w:trHeight w:val="462" w:hRule="auto"/>
         </w:trPr>
-        body12
+        body13
         <w:tc>
           <w:tcPr>
             <w:tcBorders>
@@ -2212,174 +2380,6 @@
                 <w:color w:val="24212B"/>
               </w:rPr>
               <w:t xml:space="preserve"/>
-            </w:r>
-          </w:p>
-        </w:tc>
-      </w:tr>
-      <w:tr>
-        <w:trPr>
-          <w:trHeight w:val="465" w:hRule="auto"/>
-        </w:trPr>
-        body13
-        <w:tc>
-          <w:tcPr>
-            <w:tcBorders>
-              <w:bottom w:val="none" w:sz="0" w:space="0" w:color="000000"/>
-              <w:top w:val="none" w:sz="0" w:space="0" w:color="000000"/>
-              <w:left w:val="none" w:sz="0" w:space="0" w:color="000000"/>
-              <w:right w:val="none" w:sz="0" w:space="0" w:color="000000"/>
-            </w:tcBorders>
-            <w:shd w:val="clear" w:color="auto" w:fill="FFFFFF"/>
-            <w:tcMar>
-              <w:top w:w="0" w:type="dxa"/>
-              <w:bottom w:w="0" w:type="dxa"/>
-              <w:left w:w="0" w:type="dxa"/>
-              <w:right w:w="0" w:type="dxa"/>
-            </w:tcMar>
-            <w:vAlign w:val="center"/>
-          </w:tcPr>
-          <w:p>
-            <w:pPr>
-              <w:jc w:val="left"/>
-              <w:pBdr>
-                <w:bottom w:val="none" w:sz="0" w:space="0" w:color="000000"/>
-                <w:top w:val="none" w:sz="0" w:space="0" w:color="000000"/>
-                <w:left w:val="none" w:sz="0" w:space="0" w:color="000000"/>
-                <w:right w:val="none" w:sz="0" w:space="0" w:color="000000"/>
-              </w:pBdr>
-              <w:spacing w:after="60" w:before="60" w:line="240"/>
-              <w:ind w:left="60" w:right="60" w:firstLine="0" w:firstLineChars="0"/>
-              <w:rPr>
-                <w:rFonts w:ascii="Helvetica" w:hAnsi="Helvetica" w:eastAsia="Helvetica" w:cs="Helvetica"/>
-                <w:i w:val="false"/>
-                <w:b w:val="false"/>
-                <w:u w:val="none"/>
-                <w:strike w:val="false"/>
-                <w:sz w:val="17"/>
-                <w:szCs w:val="17"/>
-                <w:color w:val="24212B"/>
-              </w:rPr>
-            </w:pPr>
-            <w:r>
-              <w:rPr>
-                <w:rFonts w:ascii="Helvetica" w:hAnsi="Helvetica" w:eastAsia="Helvetica" w:cs="Helvetica"/>
-                <w:i w:val="false"/>
-                <w:b w:val="false"/>
-                <w:u w:val="none"/>
-                <w:strike w:val="false"/>
-                <w:sz w:val="17"/>
-                <w:szCs w:val="17"/>
-                <w:color w:val="24212B"/>
-              </w:rPr>
-              <w:t xml:space="preserve">fatigue</w:t>
-            </w:r>
-          </w:p>
-        </w:tc>
-        <w:tc>
-          <w:tcPr>
-            <w:tcBorders>
-              <w:bottom w:val="none" w:sz="0" w:space="0" w:color="000000"/>
-              <w:top w:val="none" w:sz="0" w:space="0" w:color="000000"/>
-              <w:left w:val="none" w:sz="0" w:space="0" w:color="000000"/>
-              <w:right w:val="none" w:sz="0" w:space="0" w:color="000000"/>
-            </w:tcBorders>
-            <w:shd w:val="clear" w:color="auto" w:fill="FFFFFF"/>
-            <w:tcMar>
-              <w:top w:w="0" w:type="dxa"/>
-              <w:bottom w:w="0" w:type="dxa"/>
-              <w:left w:w="0" w:type="dxa"/>
-              <w:right w:w="0" w:type="dxa"/>
-            </w:tcMar>
-            <w:vAlign w:val="center"/>
-          </w:tcPr>
-          <w:p>
-            <w:pPr>
-              <w:jc w:val="center"/>
-              <w:pBdr>
-                <w:bottom w:val="none" w:sz="0" w:space="0" w:color="000000"/>
-                <w:top w:val="none" w:sz="0" w:space="0" w:color="000000"/>
-                <w:left w:val="none" w:sz="0" w:space="0" w:color="000000"/>
-                <w:right w:val="none" w:sz="0" w:space="0" w:color="000000"/>
-              </w:pBdr>
-              <w:spacing w:after="60" w:before="60" w:line="240"/>
-              <w:ind w:left="60" w:right="60" w:firstLine="0" w:firstLineChars="0"/>
-              <w:rPr>
-                <w:rFonts w:ascii="Helvetica" w:hAnsi="Helvetica" w:eastAsia="Helvetica" w:cs="Helvetica"/>
-                <w:i w:val="false"/>
-                <w:b w:val="false"/>
-                <w:u w:val="none"/>
-                <w:strike w:val="false"/>
-                <w:sz w:val="17"/>
-                <w:szCs w:val="17"/>
-                <w:color w:val="24212B"/>
-              </w:rPr>
-            </w:pPr>
-            <w:r>
-              <w:rPr>
-                <w:rFonts w:ascii="Helvetica" w:hAnsi="Helvetica" w:eastAsia="Helvetica" w:cs="Helvetica"/>
-                <w:i w:val="false"/>
-                <w:b w:val="false"/>
-                <w:u w:val="none"/>
-                <w:strike w:val="false"/>
-                <w:sz w:val="17"/>
-                <w:szCs w:val="17"/>
-                <w:color w:val="24212B"/>
-              </w:rPr>
-              <w:t xml:space="preserve"/>
-            </w:r>
-          </w:p>
-        </w:tc>
-        <w:tc>
-          <w:tcPr>
-            <w:tcBorders>
-              <w:bottom w:val="none" w:sz="0" w:space="0" w:color="000000"/>
-              <w:top w:val="none" w:sz="0" w:space="0" w:color="000000"/>
-              <w:left w:val="none" w:sz="0" w:space="0" w:color="000000"/>
-              <w:right w:val="none" w:sz="0" w:space="0" w:color="000000"/>
-            </w:tcBorders>
-            <w:shd w:val="clear" w:color="auto" w:fill="FFFFFF"/>
-            <w:tcMar>
-              <w:top w:w="0" w:type="dxa"/>
-              <w:bottom w:w="0" w:type="dxa"/>
-              <w:left w:w="0" w:type="dxa"/>
-              <w:right w:w="0" w:type="dxa"/>
-            </w:tcMar>
-            <w:vAlign w:val="center"/>
-          </w:tcPr>
-          <w:p>
-            <w:pPr>
-              <w:jc w:val="center"/>
-              <w:pBdr>
-                <w:bottom w:val="none" w:sz="0" w:space="0" w:color="000000"/>
-                <w:top w:val="none" w:sz="0" w:space="0" w:color="000000"/>
-                <w:left w:val="none" w:sz="0" w:space="0" w:color="000000"/>
-                <w:right w:val="none" w:sz="0" w:space="0" w:color="000000"/>
-              </w:pBdr>
-              <w:spacing w:after="60" w:before="60" w:line="240"/>
-              <w:ind w:left="60" w:right="60" w:firstLine="0" w:firstLineChars="0"/>
-              <w:rPr>
-                <w:rFonts w:ascii="Helvetica" w:hAnsi="Helvetica" w:eastAsia="Helvetica" w:cs="Helvetica"/>
-                <w:i w:val="false"/>
-                <w:b w:val="false"/>
-                <w:u w:val="none"/>
-                <w:strike w:val="false"/>
-                <w:sz w:val="17"/>
-                <w:szCs w:val="17"/>
-                <w:color w:val="24212B"/>
-              </w:rPr>
-            </w:pPr>
-            <w:r>
-              <w:rPr>
-                <w:rFonts w:ascii="Helvetica" w:hAnsi="Helvetica" w:eastAsia="Helvetica" w:cs="Helvetica"/>
-                <w:i w:val="false"/>
-                <w:b w:val="false"/>
-                <w:u w:val="none"/>
-                <w:strike w:val="false"/>
-                <w:sz w:val="17"/>
-                <w:szCs w:val="17"/>
-                <w:color w:val="24212B"/>
-              </w:rPr>
-              <w:t xml:space="preserve">p=0.509</w:t>
             </w:r>
           </w:p>
         </w:tc>
@@ -2439,6 +2439,174 @@
                 <w:szCs w:val="17"/>
                 <w:color w:val="24212B"/>
               </w:rPr>
+              <w:t xml:space="preserve">fatigue</w:t>
+            </w:r>
+          </w:p>
+        </w:tc>
+        <w:tc>
+          <w:tcPr>
+            <w:tcBorders>
+              <w:bottom w:val="none" w:sz="0" w:space="0" w:color="000000"/>
+              <w:top w:val="none" w:sz="0" w:space="0" w:color="000000"/>
+              <w:left w:val="none" w:sz="0" w:space="0" w:color="000000"/>
+              <w:right w:val="none" w:sz="0" w:space="0" w:color="000000"/>
+            </w:tcBorders>
+            <w:shd w:val="clear" w:color="auto" w:fill="FFFFFF"/>
+            <w:tcMar>
+              <w:top w:w="0" w:type="dxa"/>
+              <w:bottom w:w="0" w:type="dxa"/>
+              <w:left w:w="0" w:type="dxa"/>
+              <w:right w:w="0" w:type="dxa"/>
+            </w:tcMar>
+            <w:vAlign w:val="center"/>
+          </w:tcPr>
+          <w:p>
+            <w:pPr>
+              <w:jc w:val="center"/>
+              <w:pBdr>
+                <w:bottom w:val="none" w:sz="0" w:space="0" w:color="000000"/>
+                <w:top w:val="none" w:sz="0" w:space="0" w:color="000000"/>
+                <w:left w:val="none" w:sz="0" w:space="0" w:color="000000"/>
+                <w:right w:val="none" w:sz="0" w:space="0" w:color="000000"/>
+              </w:pBdr>
+              <w:spacing w:after="60" w:before="60" w:line="240"/>
+              <w:ind w:left="60" w:right="60" w:firstLine="0" w:firstLineChars="0"/>
+              <w:rPr>
+                <w:rFonts w:ascii="Helvetica" w:hAnsi="Helvetica" w:eastAsia="Helvetica" w:cs="Helvetica"/>
+                <w:i w:val="false"/>
+                <w:b w:val="false"/>
+                <w:u w:val="none"/>
+                <w:strike w:val="false"/>
+                <w:sz w:val="17"/>
+                <w:szCs w:val="17"/>
+                <w:color w:val="24212B"/>
+              </w:rPr>
+            </w:pPr>
+            <w:r>
+              <w:rPr>
+                <w:rFonts w:ascii="Helvetica" w:hAnsi="Helvetica" w:eastAsia="Helvetica" w:cs="Helvetica"/>
+                <w:i w:val="false"/>
+                <w:b w:val="false"/>
+                <w:u w:val="none"/>
+                <w:strike w:val="false"/>
+                <w:sz w:val="17"/>
+                <w:szCs w:val="17"/>
+                <w:color w:val="24212B"/>
+              </w:rPr>
+              <w:t xml:space="preserve">p=0.857</w:t>
+            </w:r>
+          </w:p>
+        </w:tc>
+        <w:tc>
+          <w:tcPr>
+            <w:tcBorders>
+              <w:bottom w:val="none" w:sz="0" w:space="0" w:color="000000"/>
+              <w:top w:val="none" w:sz="0" w:space="0" w:color="000000"/>
+              <w:left w:val="none" w:sz="0" w:space="0" w:color="000000"/>
+              <w:right w:val="none" w:sz="0" w:space="0" w:color="000000"/>
+            </w:tcBorders>
+            <w:shd w:val="clear" w:color="auto" w:fill="FFFFFF"/>
+            <w:tcMar>
+              <w:top w:w="0" w:type="dxa"/>
+              <w:bottom w:w="0" w:type="dxa"/>
+              <w:left w:w="0" w:type="dxa"/>
+              <w:right w:w="0" w:type="dxa"/>
+            </w:tcMar>
+            <w:vAlign w:val="center"/>
+          </w:tcPr>
+          <w:p>
+            <w:pPr>
+              <w:jc w:val="center"/>
+              <w:pBdr>
+                <w:bottom w:val="none" w:sz="0" w:space="0" w:color="000000"/>
+                <w:top w:val="none" w:sz="0" w:space="0" w:color="000000"/>
+                <w:left w:val="none" w:sz="0" w:space="0" w:color="000000"/>
+                <w:right w:val="none" w:sz="0" w:space="0" w:color="000000"/>
+              </w:pBdr>
+              <w:spacing w:after="60" w:before="60" w:line="240"/>
+              <w:ind w:left="60" w:right="60" w:firstLine="0" w:firstLineChars="0"/>
+              <w:rPr>
+                <w:rFonts w:ascii="Helvetica" w:hAnsi="Helvetica" w:eastAsia="Helvetica" w:cs="Helvetica"/>
+                <w:i w:val="false"/>
+                <w:b w:val="false"/>
+                <w:u w:val="none"/>
+                <w:strike w:val="false"/>
+                <w:sz w:val="17"/>
+                <w:szCs w:val="17"/>
+                <w:color w:val="24212B"/>
+              </w:rPr>
+            </w:pPr>
+            <w:r>
+              <w:rPr>
+                <w:rFonts w:ascii="Helvetica" w:hAnsi="Helvetica" w:eastAsia="Helvetica" w:cs="Helvetica"/>
+                <w:i w:val="false"/>
+                <w:b w:val="false"/>
+                <w:u w:val="none"/>
+                <w:strike w:val="false"/>
+                <w:sz w:val="17"/>
+                <w:szCs w:val="17"/>
+                <w:color w:val="24212B"/>
+              </w:rPr>
+              <w:t xml:space="preserve">p=0.975</w:t>
+            </w:r>
+          </w:p>
+        </w:tc>
+      </w:tr>
+      <w:tr>
+        <w:trPr>
+          <w:trHeight w:val="465" w:hRule="auto"/>
+        </w:trPr>
+        body15
+        <w:tc>
+          <w:tcPr>
+            <w:tcBorders>
+              <w:bottom w:val="none" w:sz="0" w:space="0" w:color="000000"/>
+              <w:top w:val="none" w:sz="0" w:space="0" w:color="000000"/>
+              <w:left w:val="none" w:sz="0" w:space="0" w:color="000000"/>
+              <w:right w:val="none" w:sz="0" w:space="0" w:color="000000"/>
+            </w:tcBorders>
+            <w:shd w:val="clear" w:color="auto" w:fill="FFFFFF"/>
+            <w:tcMar>
+              <w:top w:w="0" w:type="dxa"/>
+              <w:bottom w:w="0" w:type="dxa"/>
+              <w:left w:w="0" w:type="dxa"/>
+              <w:right w:w="0" w:type="dxa"/>
+            </w:tcMar>
+            <w:vAlign w:val="center"/>
+          </w:tcPr>
+          <w:p>
+            <w:pPr>
+              <w:jc w:val="left"/>
+              <w:pBdr>
+                <w:bottom w:val="none" w:sz="0" w:space="0" w:color="000000"/>
+                <w:top w:val="none" w:sz="0" w:space="0" w:color="000000"/>
+                <w:left w:val="none" w:sz="0" w:space="0" w:color="000000"/>
+                <w:right w:val="none" w:sz="0" w:space="0" w:color="000000"/>
+              </w:pBdr>
+              <w:spacing w:after="60" w:before="60" w:line="240"/>
+              <w:ind w:left="60" w:right="60" w:firstLine="0" w:firstLineChars="0"/>
+              <w:rPr>
+                <w:rFonts w:ascii="Helvetica" w:hAnsi="Helvetica" w:eastAsia="Helvetica" w:cs="Helvetica"/>
+                <w:i w:val="false"/>
+                <w:b w:val="false"/>
+                <w:u w:val="none"/>
+                <w:strike w:val="false"/>
+                <w:sz w:val="17"/>
+                <w:szCs w:val="17"/>
+                <w:color w:val="24212B"/>
+              </w:rPr>
+            </w:pPr>
+            <w:r>
+              <w:rPr>
+                <w:rFonts w:ascii="Helvetica" w:hAnsi="Helvetica" w:eastAsia="Helvetica" w:cs="Helvetica"/>
+                <w:i w:val="false"/>
+                <w:b w:val="false"/>
+                <w:u w:val="none"/>
+                <w:strike w:val="false"/>
+                <w:sz w:val="17"/>
+                <w:szCs w:val="17"/>
+                <w:color w:val="24212B"/>
+              </w:rPr>
               <w:t xml:space="preserve">feeling abnormal</w:t>
             </w:r>
           </w:p>
@@ -2556,7 +2724,7 @@
         <w:trPr>
           <w:trHeight w:val="458" w:hRule="auto"/>
         </w:trPr>
-        body15
+        body16
         <w:tc>
           <w:tcPr>
             <w:tcBorders>
@@ -2724,7 +2892,7 @@
         <w:trPr>
           <w:trHeight w:val="459" w:hRule="auto"/>
         </w:trPr>
-        body16
+        body17
         <w:tc>
           <w:tcPr>
             <w:tcBorders>
@@ -2829,7 +2997,7 @@
                 <w:szCs w:val="17"/>
                 <w:color w:val="24212B"/>
               </w:rPr>
-              <w:t xml:space="preserve">p=0.307</w:t>
+              <w:t xml:space="preserve">p=0.721</w:t>
             </w:r>
           </w:p>
         </w:tc>
@@ -2883,7 +3051,7 @@
                 <w:szCs w:val="17"/>
                 <w:color w:val="24212B"/>
               </w:rPr>
-              <w:t xml:space="preserve">p=0.880</w:t>
+              <w:t xml:space="preserve">p=0.843</w:t>
             </w:r>
           </w:p>
         </w:tc>
@@ -2892,7 +3060,7 @@
         <w:trPr>
           <w:trHeight w:val="463" w:hRule="auto"/>
         </w:trPr>
-        body17
+        body18
         <w:tc>
           <w:tcPr>
             <w:tcBorders>
@@ -3060,7 +3228,7 @@
         <w:trPr>
           <w:trHeight w:val="459" w:hRule="auto"/>
         </w:trPr>
-        body18
+        body19
         <w:tc>
           <w:tcPr>
             <w:tcBorders>
@@ -3220,174 +3388,6 @@
                 <w:color w:val="24212B"/>
               </w:rPr>
               <w:t xml:space="preserve"/>
-            </w:r>
-          </w:p>
-        </w:tc>
-      </w:tr>
-      <w:tr>
-        <w:trPr>
-          <w:trHeight w:val="463" w:hRule="auto"/>
-        </w:trPr>
-        body19
-        <w:tc>
-          <w:tcPr>
-            <w:tcBorders>
-              <w:bottom w:val="none" w:sz="0" w:space="0" w:color="000000"/>
-              <w:top w:val="none" w:sz="0" w:space="0" w:color="000000"/>
-              <w:left w:val="none" w:sz="0" w:space="0" w:color="000000"/>
-              <w:right w:val="none" w:sz="0" w:space="0" w:color="000000"/>
-            </w:tcBorders>
-            <w:shd w:val="clear" w:color="auto" w:fill="FFFFFF"/>
-            <w:tcMar>
-              <w:top w:w="0" w:type="dxa"/>
-              <w:bottom w:w="0" w:type="dxa"/>
-              <w:left w:w="0" w:type="dxa"/>
-              <w:right w:w="0" w:type="dxa"/>
-            </w:tcMar>
-            <w:vAlign w:val="center"/>
-          </w:tcPr>
-          <w:p>
-            <w:pPr>
-              <w:jc w:val="left"/>
-              <w:pBdr>
-                <w:bottom w:val="none" w:sz="0" w:space="0" w:color="000000"/>
-                <w:top w:val="none" w:sz="0" w:space="0" w:color="000000"/>
-                <w:left w:val="none" w:sz="0" w:space="0" w:color="000000"/>
-                <w:right w:val="none" w:sz="0" w:space="0" w:color="000000"/>
-              </w:pBdr>
-              <w:spacing w:after="60" w:before="60" w:line="240"/>
-              <w:ind w:left="60" w:right="60" w:firstLine="0" w:firstLineChars="0"/>
-              <w:rPr>
-                <w:rFonts w:ascii="Helvetica" w:hAnsi="Helvetica" w:eastAsia="Helvetica" w:cs="Helvetica"/>
-                <w:i w:val="false"/>
-                <w:b w:val="false"/>
-                <w:u w:val="none"/>
-                <w:strike w:val="false"/>
-                <w:sz w:val="17"/>
-                <w:szCs w:val="17"/>
-                <w:color w:val="24212B"/>
-              </w:rPr>
-            </w:pPr>
-            <w:r>
-              <w:rPr>
-                <w:rFonts w:ascii="Helvetica" w:hAnsi="Helvetica" w:eastAsia="Helvetica" w:cs="Helvetica"/>
-                <w:i w:val="false"/>
-                <w:b w:val="false"/>
-                <w:u w:val="none"/>
-                <w:strike w:val="false"/>
-                <w:sz w:val="17"/>
-                <w:szCs w:val="17"/>
-                <w:color w:val="24212B"/>
-              </w:rPr>
-              <w:t xml:space="preserve">irritability</w:t>
-            </w:r>
-          </w:p>
-        </w:tc>
-        <w:tc>
-          <w:tcPr>
-            <w:tcBorders>
-              <w:bottom w:val="none" w:sz="0" w:space="0" w:color="000000"/>
-              <w:top w:val="none" w:sz="0" w:space="0" w:color="000000"/>
-              <w:left w:val="none" w:sz="0" w:space="0" w:color="000000"/>
-              <w:right w:val="none" w:sz="0" w:space="0" w:color="000000"/>
-            </w:tcBorders>
-            <w:shd w:val="clear" w:color="auto" w:fill="FFFFFF"/>
-            <w:tcMar>
-              <w:top w:w="0" w:type="dxa"/>
-              <w:bottom w:w="0" w:type="dxa"/>
-              <w:left w:w="0" w:type="dxa"/>
-              <w:right w:w="0" w:type="dxa"/>
-            </w:tcMar>
-            <w:vAlign w:val="center"/>
-          </w:tcPr>
-          <w:p>
-            <w:pPr>
-              <w:jc w:val="center"/>
-              <w:pBdr>
-                <w:bottom w:val="none" w:sz="0" w:space="0" w:color="000000"/>
-                <w:top w:val="none" w:sz="0" w:space="0" w:color="000000"/>
-                <w:left w:val="none" w:sz="0" w:space="0" w:color="000000"/>
-                <w:right w:val="none" w:sz="0" w:space="0" w:color="000000"/>
-              </w:pBdr>
-              <w:spacing w:after="60" w:before="60" w:line="240"/>
-              <w:ind w:left="60" w:right="60" w:firstLine="0" w:firstLineChars="0"/>
-              <w:rPr>
-                <w:rFonts w:ascii="Helvetica" w:hAnsi="Helvetica" w:eastAsia="Helvetica" w:cs="Helvetica"/>
-                <w:i w:val="false"/>
-                <w:b w:val="false"/>
-                <w:u w:val="none"/>
-                <w:strike w:val="false"/>
-                <w:sz w:val="17"/>
-                <w:szCs w:val="17"/>
-                <w:color w:val="24212B"/>
-              </w:rPr>
-            </w:pPr>
-            <w:r>
-              <w:rPr>
-                <w:rFonts w:ascii="Helvetica" w:hAnsi="Helvetica" w:eastAsia="Helvetica" w:cs="Helvetica"/>
-                <w:i w:val="false"/>
-                <w:b w:val="false"/>
-                <w:u w:val="none"/>
-                <w:strike w:val="false"/>
-                <w:sz w:val="17"/>
-                <w:szCs w:val="17"/>
-                <w:color w:val="24212B"/>
-              </w:rPr>
-              <w:t xml:space="preserve"/>
-            </w:r>
-          </w:p>
-        </w:tc>
-        <w:tc>
-          <w:tcPr>
-            <w:tcBorders>
-              <w:bottom w:val="none" w:sz="0" w:space="0" w:color="000000"/>
-              <w:top w:val="none" w:sz="0" w:space="0" w:color="000000"/>
-              <w:left w:val="none" w:sz="0" w:space="0" w:color="000000"/>
-              <w:right w:val="none" w:sz="0" w:space="0" w:color="000000"/>
-            </w:tcBorders>
-            <w:shd w:val="clear" w:color="auto" w:fill="FFFFFF"/>
-            <w:tcMar>
-              <w:top w:w="0" w:type="dxa"/>
-              <w:bottom w:w="0" w:type="dxa"/>
-              <w:left w:w="0" w:type="dxa"/>
-              <w:right w:w="0" w:type="dxa"/>
-            </w:tcMar>
-            <w:vAlign w:val="center"/>
-          </w:tcPr>
-          <w:p>
-            <w:pPr>
-              <w:jc w:val="center"/>
-              <w:pBdr>
-                <w:bottom w:val="none" w:sz="0" w:space="0" w:color="000000"/>
-                <w:top w:val="none" w:sz="0" w:space="0" w:color="000000"/>
-                <w:left w:val="none" w:sz="0" w:space="0" w:color="000000"/>
-                <w:right w:val="none" w:sz="0" w:space="0" w:color="000000"/>
-              </w:pBdr>
-              <w:spacing w:after="60" w:before="60" w:line="240"/>
-              <w:ind w:left="60" w:right="60" w:firstLine="0" w:firstLineChars="0"/>
-              <w:rPr>
-                <w:rFonts w:ascii="Helvetica" w:hAnsi="Helvetica" w:eastAsia="Helvetica" w:cs="Helvetica"/>
-                <w:i w:val="false"/>
-                <w:b w:val="false"/>
-                <w:u w:val="none"/>
-                <w:strike w:val="false"/>
-                <w:sz w:val="17"/>
-                <w:szCs w:val="17"/>
-                <w:color w:val="24212B"/>
-              </w:rPr>
-            </w:pPr>
-            <w:r>
-              <w:rPr>
-                <w:rFonts w:ascii="Helvetica" w:hAnsi="Helvetica" w:eastAsia="Helvetica" w:cs="Helvetica"/>
-                <w:i w:val="false"/>
-                <w:b w:val="false"/>
-                <w:u w:val="none"/>
-                <w:strike w:val="false"/>
-                <w:sz w:val="17"/>
-                <w:szCs w:val="17"/>
-                <w:color w:val="24212B"/>
-              </w:rPr>
-              <w:t xml:space="preserve">p=0.458</w:t>
             </w:r>
           </w:p>
         </w:tc>
@@ -3447,6 +3447,342 @@
                 <w:szCs w:val="17"/>
                 <w:color w:val="24212B"/>
               </w:rPr>
+              <w:t xml:space="preserve">irritability</w:t>
+            </w:r>
+          </w:p>
+        </w:tc>
+        <w:tc>
+          <w:tcPr>
+            <w:tcBorders>
+              <w:bottom w:val="none" w:sz="0" w:space="0" w:color="000000"/>
+              <w:top w:val="none" w:sz="0" w:space="0" w:color="000000"/>
+              <w:left w:val="none" w:sz="0" w:space="0" w:color="000000"/>
+              <w:right w:val="none" w:sz="0" w:space="0" w:color="000000"/>
+            </w:tcBorders>
+            <w:shd w:val="clear" w:color="auto" w:fill="FFFFFF"/>
+            <w:tcMar>
+              <w:top w:w="0" w:type="dxa"/>
+              <w:bottom w:w="0" w:type="dxa"/>
+              <w:left w:w="0" w:type="dxa"/>
+              <w:right w:w="0" w:type="dxa"/>
+            </w:tcMar>
+            <w:vAlign w:val="center"/>
+          </w:tcPr>
+          <w:p>
+            <w:pPr>
+              <w:jc w:val="center"/>
+              <w:pBdr>
+                <w:bottom w:val="none" w:sz="0" w:space="0" w:color="000000"/>
+                <w:top w:val="none" w:sz="0" w:space="0" w:color="000000"/>
+                <w:left w:val="none" w:sz="0" w:space="0" w:color="000000"/>
+                <w:right w:val="none" w:sz="0" w:space="0" w:color="000000"/>
+              </w:pBdr>
+              <w:spacing w:after="60" w:before="60" w:line="240"/>
+              <w:ind w:left="60" w:right="60" w:firstLine="0" w:firstLineChars="0"/>
+              <w:rPr>
+                <w:rFonts w:ascii="Helvetica" w:hAnsi="Helvetica" w:eastAsia="Helvetica" w:cs="Helvetica"/>
+                <w:i w:val="false"/>
+                <w:b w:val="false"/>
+                <w:u w:val="none"/>
+                <w:strike w:val="false"/>
+                <w:sz w:val="17"/>
+                <w:szCs w:val="17"/>
+                <w:color w:val="24212B"/>
+              </w:rPr>
+            </w:pPr>
+            <w:r>
+              <w:rPr>
+                <w:rFonts w:ascii="Helvetica" w:hAnsi="Helvetica" w:eastAsia="Helvetica" w:cs="Helvetica"/>
+                <w:i w:val="false"/>
+                <w:b w:val="false"/>
+                <w:u w:val="none"/>
+                <w:strike w:val="false"/>
+                <w:sz w:val="17"/>
+                <w:szCs w:val="17"/>
+                <w:color w:val="24212B"/>
+              </w:rPr>
+              <w:t xml:space="preserve"/>
+            </w:r>
+          </w:p>
+        </w:tc>
+        <w:tc>
+          <w:tcPr>
+            <w:tcBorders>
+              <w:bottom w:val="none" w:sz="0" w:space="0" w:color="000000"/>
+              <w:top w:val="none" w:sz="0" w:space="0" w:color="000000"/>
+              <w:left w:val="none" w:sz="0" w:space="0" w:color="000000"/>
+              <w:right w:val="none" w:sz="0" w:space="0" w:color="000000"/>
+            </w:tcBorders>
+            <w:shd w:val="clear" w:color="auto" w:fill="FFFFFF"/>
+            <w:tcMar>
+              <w:top w:w="0" w:type="dxa"/>
+              <w:bottom w:w="0" w:type="dxa"/>
+              <w:left w:w="0" w:type="dxa"/>
+              <w:right w:w="0" w:type="dxa"/>
+            </w:tcMar>
+            <w:vAlign w:val="center"/>
+          </w:tcPr>
+          <w:p>
+            <w:pPr>
+              <w:jc w:val="center"/>
+              <w:pBdr>
+                <w:bottom w:val="none" w:sz="0" w:space="0" w:color="000000"/>
+                <w:top w:val="none" w:sz="0" w:space="0" w:color="000000"/>
+                <w:left w:val="none" w:sz="0" w:space="0" w:color="000000"/>
+                <w:right w:val="none" w:sz="0" w:space="0" w:color="000000"/>
+              </w:pBdr>
+              <w:spacing w:after="60" w:before="60" w:line="240"/>
+              <w:ind w:left="60" w:right="60" w:firstLine="0" w:firstLineChars="0"/>
+              <w:rPr>
+                <w:rFonts w:ascii="Helvetica" w:hAnsi="Helvetica" w:eastAsia="Helvetica" w:cs="Helvetica"/>
+                <w:i w:val="false"/>
+                <w:b w:val="false"/>
+                <w:u w:val="none"/>
+                <w:strike w:val="false"/>
+                <w:sz w:val="17"/>
+                <w:szCs w:val="17"/>
+                <w:color w:val="24212B"/>
+              </w:rPr>
+            </w:pPr>
+            <w:r>
+              <w:rPr>
+                <w:rFonts w:ascii="Helvetica" w:hAnsi="Helvetica" w:eastAsia="Helvetica" w:cs="Helvetica"/>
+                <w:i w:val="false"/>
+                <w:b w:val="false"/>
+                <w:u w:val="none"/>
+                <w:strike w:val="false"/>
+                <w:sz w:val="17"/>
+                <w:szCs w:val="17"/>
+                <w:color w:val="24212B"/>
+              </w:rPr>
+              <w:t xml:space="preserve">p=0.269</w:t>
+            </w:r>
+          </w:p>
+        </w:tc>
+      </w:tr>
+      <w:tr>
+        <w:trPr>
+          <w:trHeight w:val="462" w:hRule="auto"/>
+        </w:trPr>
+        body21
+        <w:tc>
+          <w:tcPr>
+            <w:tcBorders>
+              <w:bottom w:val="none" w:sz="0" w:space="0" w:color="000000"/>
+              <w:top w:val="none" w:sz="0" w:space="0" w:color="000000"/>
+              <w:left w:val="none" w:sz="0" w:space="0" w:color="000000"/>
+              <w:right w:val="none" w:sz="0" w:space="0" w:color="000000"/>
+            </w:tcBorders>
+            <w:shd w:val="clear" w:color="auto" w:fill="FFFFFF"/>
+            <w:tcMar>
+              <w:top w:w="0" w:type="dxa"/>
+              <w:bottom w:w="0" w:type="dxa"/>
+              <w:left w:w="0" w:type="dxa"/>
+              <w:right w:w="0" w:type="dxa"/>
+            </w:tcMar>
+            <w:vAlign w:val="center"/>
+          </w:tcPr>
+          <w:p>
+            <w:pPr>
+              <w:jc w:val="left"/>
+              <w:pBdr>
+                <w:bottom w:val="none" w:sz="0" w:space="0" w:color="000000"/>
+                <w:top w:val="none" w:sz="0" w:space="0" w:color="000000"/>
+                <w:left w:val="none" w:sz="0" w:space="0" w:color="000000"/>
+                <w:right w:val="none" w:sz="0" w:space="0" w:color="000000"/>
+              </w:pBdr>
+              <w:spacing w:after="60" w:before="60" w:line="240"/>
+              <w:ind w:left="60" w:right="60" w:firstLine="0" w:firstLineChars="0"/>
+              <w:rPr>
+                <w:rFonts w:ascii="Helvetica" w:hAnsi="Helvetica" w:eastAsia="Helvetica" w:cs="Helvetica"/>
+                <w:i w:val="false"/>
+                <w:b w:val="false"/>
+                <w:u w:val="none"/>
+                <w:strike w:val="false"/>
+                <w:sz w:val="17"/>
+                <w:szCs w:val="17"/>
+                <w:color w:val="24212B"/>
+              </w:rPr>
+            </w:pPr>
+            <w:r>
+              <w:rPr>
+                <w:rFonts w:ascii="Helvetica" w:hAnsi="Helvetica" w:eastAsia="Helvetica" w:cs="Helvetica"/>
+                <w:i w:val="false"/>
+                <w:b w:val="false"/>
+                <w:u w:val="none"/>
+                <w:strike w:val="false"/>
+                <w:sz w:val="17"/>
+                <w:szCs w:val="17"/>
+                <w:color w:val="24212B"/>
+              </w:rPr>
+              <w:t xml:space="preserve">jaw tension</w:t>
+            </w:r>
+          </w:p>
+        </w:tc>
+        <w:tc>
+          <w:tcPr>
+            <w:tcBorders>
+              <w:bottom w:val="none" w:sz="0" w:space="0" w:color="000000"/>
+              <w:top w:val="none" w:sz="0" w:space="0" w:color="000000"/>
+              <w:left w:val="none" w:sz="0" w:space="0" w:color="000000"/>
+              <w:right w:val="none" w:sz="0" w:space="0" w:color="000000"/>
+            </w:tcBorders>
+            <w:shd w:val="clear" w:color="auto" w:fill="FFFFFF"/>
+            <w:tcMar>
+              <w:top w:w="0" w:type="dxa"/>
+              <w:bottom w:w="0" w:type="dxa"/>
+              <w:left w:w="0" w:type="dxa"/>
+              <w:right w:w="0" w:type="dxa"/>
+            </w:tcMar>
+            <w:vAlign w:val="center"/>
+          </w:tcPr>
+          <w:p>
+            <w:pPr>
+              <w:jc w:val="center"/>
+              <w:pBdr>
+                <w:bottom w:val="none" w:sz="0" w:space="0" w:color="000000"/>
+                <w:top w:val="none" w:sz="0" w:space="0" w:color="000000"/>
+                <w:left w:val="none" w:sz="0" w:space="0" w:color="000000"/>
+                <w:right w:val="none" w:sz="0" w:space="0" w:color="000000"/>
+              </w:pBdr>
+              <w:spacing w:after="60" w:before="60" w:line="240"/>
+              <w:ind w:left="60" w:right="60" w:firstLine="0" w:firstLineChars="0"/>
+              <w:rPr>
+                <w:rFonts w:ascii="Helvetica" w:hAnsi="Helvetica" w:eastAsia="Helvetica" w:cs="Helvetica"/>
+                <w:i w:val="false"/>
+                <w:b w:val="false"/>
+                <w:u w:val="none"/>
+                <w:strike w:val="false"/>
+                <w:sz w:val="17"/>
+                <w:szCs w:val="17"/>
+                <w:color w:val="24212B"/>
+              </w:rPr>
+            </w:pPr>
+            <w:r>
+              <w:rPr>
+                <w:rFonts w:ascii="Helvetica" w:hAnsi="Helvetica" w:eastAsia="Helvetica" w:cs="Helvetica"/>
+                <w:i w:val="false"/>
+                <w:b w:val="false"/>
+                <w:u w:val="none"/>
+                <w:strike w:val="false"/>
+                <w:sz w:val="17"/>
+                <w:szCs w:val="17"/>
+                <w:color w:val="24212B"/>
+              </w:rPr>
+              <w:t xml:space="preserve"/>
+            </w:r>
+          </w:p>
+        </w:tc>
+        <w:tc>
+          <w:tcPr>
+            <w:tcBorders>
+              <w:bottom w:val="none" w:sz="0" w:space="0" w:color="000000"/>
+              <w:top w:val="none" w:sz="0" w:space="0" w:color="000000"/>
+              <w:left w:val="none" w:sz="0" w:space="0" w:color="000000"/>
+              <w:right w:val="none" w:sz="0" w:space="0" w:color="000000"/>
+            </w:tcBorders>
+            <w:shd w:val="clear" w:color="auto" w:fill="FFFFFF"/>
+            <w:tcMar>
+              <w:top w:w="0" w:type="dxa"/>
+              <w:bottom w:w="0" w:type="dxa"/>
+              <w:left w:w="0" w:type="dxa"/>
+              <w:right w:w="0" w:type="dxa"/>
+            </w:tcMar>
+            <w:vAlign w:val="center"/>
+          </w:tcPr>
+          <w:p>
+            <w:pPr>
+              <w:jc w:val="center"/>
+              <w:pBdr>
+                <w:bottom w:val="none" w:sz="0" w:space="0" w:color="000000"/>
+                <w:top w:val="none" w:sz="0" w:space="0" w:color="000000"/>
+                <w:left w:val="none" w:sz="0" w:space="0" w:color="000000"/>
+                <w:right w:val="none" w:sz="0" w:space="0" w:color="000000"/>
+              </w:pBdr>
+              <w:spacing w:after="60" w:before="60" w:line="240"/>
+              <w:ind w:left="60" w:right="60" w:firstLine="0" w:firstLineChars="0"/>
+              <w:rPr>
+                <w:rFonts w:ascii="Helvetica" w:hAnsi="Helvetica" w:eastAsia="Helvetica" w:cs="Helvetica"/>
+                <w:i w:val="false"/>
+                <w:b w:val="false"/>
+                <w:u w:val="none"/>
+                <w:strike w:val="false"/>
+                <w:sz w:val="17"/>
+                <w:szCs w:val="17"/>
+                <w:color w:val="24212B"/>
+              </w:rPr>
+            </w:pPr>
+            <w:r>
+              <w:rPr>
+                <w:rFonts w:ascii="Helvetica" w:hAnsi="Helvetica" w:eastAsia="Helvetica" w:cs="Helvetica"/>
+                <w:i w:val="false"/>
+                <w:b w:val="false"/>
+                <w:u w:val="none"/>
+                <w:strike w:val="false"/>
+                <w:sz w:val="17"/>
+                <w:szCs w:val="17"/>
+                <w:color w:val="24212B"/>
+              </w:rPr>
+              <w:t xml:space="preserve">p=0.223</w:t>
+            </w:r>
+          </w:p>
+        </w:tc>
+      </w:tr>
+      <w:tr>
+        <w:trPr>
+          <w:trHeight w:val="463" w:hRule="auto"/>
+        </w:trPr>
+        body22
+        <w:tc>
+          <w:tcPr>
+            <w:tcBorders>
+              <w:bottom w:val="none" w:sz="0" w:space="0" w:color="000000"/>
+              <w:top w:val="none" w:sz="0" w:space="0" w:color="000000"/>
+              <w:left w:val="none" w:sz="0" w:space="0" w:color="000000"/>
+              <w:right w:val="none" w:sz="0" w:space="0" w:color="000000"/>
+            </w:tcBorders>
+            <w:shd w:val="clear" w:color="auto" w:fill="FFFFFF"/>
+            <w:tcMar>
+              <w:top w:w="0" w:type="dxa"/>
+              <w:bottom w:w="0" w:type="dxa"/>
+              <w:left w:w="0" w:type="dxa"/>
+              <w:right w:w="0" w:type="dxa"/>
+            </w:tcMar>
+            <w:vAlign w:val="center"/>
+          </w:tcPr>
+          <w:p>
+            <w:pPr>
+              <w:jc w:val="left"/>
+              <w:pBdr>
+                <w:bottom w:val="none" w:sz="0" w:space="0" w:color="000000"/>
+                <w:top w:val="none" w:sz="0" w:space="0" w:color="000000"/>
+                <w:left w:val="none" w:sz="0" w:space="0" w:color="000000"/>
+                <w:right w:val="none" w:sz="0" w:space="0" w:color="000000"/>
+              </w:pBdr>
+              <w:spacing w:after="60" w:before="60" w:line="240"/>
+              <w:ind w:left="60" w:right="60" w:firstLine="0" w:firstLineChars="0"/>
+              <w:rPr>
+                <w:rFonts w:ascii="Helvetica" w:hAnsi="Helvetica" w:eastAsia="Helvetica" w:cs="Helvetica"/>
+                <w:i w:val="false"/>
+                <w:b w:val="false"/>
+                <w:u w:val="none"/>
+                <w:strike w:val="false"/>
+                <w:sz w:val="17"/>
+                <w:szCs w:val="17"/>
+                <w:color w:val="24212B"/>
+              </w:rPr>
+            </w:pPr>
+            <w:r>
+              <w:rPr>
+                <w:rFonts w:ascii="Helvetica" w:hAnsi="Helvetica" w:eastAsia="Helvetica" w:cs="Helvetica"/>
+                <w:i w:val="false"/>
+                <w:b w:val="false"/>
+                <w:u w:val="none"/>
+                <w:strike w:val="false"/>
+                <w:sz w:val="17"/>
+                <w:szCs w:val="17"/>
+                <w:color w:val="24212B"/>
+              </w:rPr>
               <w:t xml:space="preserve">lack of appetite</w:t>
             </w:r>
           </w:p>
@@ -3501,7 +3837,7 @@
                 <w:szCs w:val="17"/>
                 <w:color w:val="24212B"/>
               </w:rPr>
-              <w:t xml:space="preserve">p=0.449</w:t>
+              <w:t xml:space="preserve">p=0.939</w:t>
             </w:r>
           </w:p>
         </w:tc>
@@ -3555,7 +3891,7 @@
                 <w:szCs w:val="17"/>
                 <w:color w:val="24212B"/>
               </w:rPr>
-              <w:t xml:space="preserve">p=0.290</w:t>
+              <w:t xml:space="preserve">p=0.456</w:t>
             </w:r>
           </w:p>
         </w:tc>
@@ -3564,7 +3900,7 @@
         <w:trPr>
           <w:trHeight w:val="459" w:hRule="auto"/>
         </w:trPr>
-        body21
+        body23
         <w:tc>
           <w:tcPr>
             <w:tcBorders>
@@ -3732,7 +4068,7 @@
         <w:trPr>
           <w:trHeight w:val="459" w:hRule="auto"/>
         </w:trPr>
-        body22
+        body24
         <w:tc>
           <w:tcPr>
             <w:tcBorders>
@@ -3837,343 +4173,7 @@
                 <w:szCs w:val="17"/>
                 <w:color w:val="24212B"/>
               </w:rPr>
-              <w:t xml:space="preserve">p=0.532</w:t>
-            </w:r>
-          </w:p>
-        </w:tc>
-        <w:tc>
-          <w:tcPr>
-            <w:tcBorders>
-              <w:bottom w:val="none" w:sz="0" w:space="0" w:color="000000"/>
-              <w:top w:val="none" w:sz="0" w:space="0" w:color="000000"/>
-              <w:left w:val="none" w:sz="0" w:space="0" w:color="000000"/>
-              <w:right w:val="none" w:sz="0" w:space="0" w:color="000000"/>
-            </w:tcBorders>
-            <w:shd w:val="clear" w:color="auto" w:fill="FFFFFF"/>
-            <w:tcMar>
-              <w:top w:w="0" w:type="dxa"/>
-              <w:bottom w:w="0" w:type="dxa"/>
-              <w:left w:w="0" w:type="dxa"/>
-              <w:right w:w="0" w:type="dxa"/>
-            </w:tcMar>
-            <w:vAlign w:val="center"/>
-          </w:tcPr>
-          <w:p>
-            <w:pPr>
-              <w:jc w:val="center"/>
-              <w:pBdr>
-                <w:bottom w:val="none" w:sz="0" w:space="0" w:color="000000"/>
-                <w:top w:val="none" w:sz="0" w:space="0" w:color="000000"/>
-                <w:left w:val="none" w:sz="0" w:space="0" w:color="000000"/>
-                <w:right w:val="none" w:sz="0" w:space="0" w:color="000000"/>
-              </w:pBdr>
-              <w:spacing w:after="60" w:before="60" w:line="240"/>
-              <w:ind w:left="60" w:right="60" w:firstLine="0" w:firstLineChars="0"/>
-              <w:rPr>
-                <w:rFonts w:ascii="Helvetica" w:hAnsi="Helvetica" w:eastAsia="Helvetica" w:cs="Helvetica"/>
-                <w:i w:val="false"/>
-                <w:b w:val="false"/>
-                <w:u w:val="none"/>
-                <w:strike w:val="false"/>
-                <w:sz w:val="17"/>
-                <w:szCs w:val="17"/>
-                <w:color w:val="24212B"/>
-              </w:rPr>
-            </w:pPr>
-            <w:r>
-              <w:rPr>
-                <w:rFonts w:ascii="Helvetica" w:hAnsi="Helvetica" w:eastAsia="Helvetica" w:cs="Helvetica"/>
-                <w:i w:val="false"/>
-                <w:b w:val="false"/>
-                <w:u w:val="none"/>
-                <w:strike w:val="false"/>
-                <w:sz w:val="17"/>
-                <w:szCs w:val="17"/>
-                <w:color w:val="24212B"/>
-              </w:rPr>
-              <w:t xml:space="preserve"/>
-            </w:r>
-          </w:p>
-        </w:tc>
-      </w:tr>
-      <w:tr>
-        <w:trPr>
-          <w:trHeight w:val="462" w:hRule="auto"/>
-        </w:trPr>
-        body23
-        <w:tc>
-          <w:tcPr>
-            <w:tcBorders>
-              <w:bottom w:val="none" w:sz="0" w:space="0" w:color="000000"/>
-              <w:top w:val="none" w:sz="0" w:space="0" w:color="000000"/>
-              <w:left w:val="none" w:sz="0" w:space="0" w:color="000000"/>
-              <w:right w:val="none" w:sz="0" w:space="0" w:color="000000"/>
-            </w:tcBorders>
-            <w:shd w:val="clear" w:color="auto" w:fill="FFFFFF"/>
-            <w:tcMar>
-              <w:top w:w="0" w:type="dxa"/>
-              <w:bottom w:w="0" w:type="dxa"/>
-              <w:left w:w="0" w:type="dxa"/>
-              <w:right w:w="0" w:type="dxa"/>
-            </w:tcMar>
-            <w:vAlign w:val="center"/>
-          </w:tcPr>
-          <w:p>
-            <w:pPr>
-              <w:jc w:val="left"/>
-              <w:pBdr>
-                <w:bottom w:val="none" w:sz="0" w:space="0" w:color="000000"/>
-                <w:top w:val="none" w:sz="0" w:space="0" w:color="000000"/>
-                <w:left w:val="none" w:sz="0" w:space="0" w:color="000000"/>
-                <w:right w:val="none" w:sz="0" w:space="0" w:color="000000"/>
-              </w:pBdr>
-              <w:spacing w:after="60" w:before="60" w:line="240"/>
-              <w:ind w:left="60" w:right="60" w:firstLine="0" w:firstLineChars="0"/>
-              <w:rPr>
-                <w:rFonts w:ascii="Helvetica" w:hAnsi="Helvetica" w:eastAsia="Helvetica" w:cs="Helvetica"/>
-                <w:i w:val="false"/>
-                <w:b w:val="false"/>
-                <w:u w:val="none"/>
-                <w:strike w:val="false"/>
-                <w:sz w:val="17"/>
-                <w:szCs w:val="17"/>
-                <w:color w:val="24212B"/>
-              </w:rPr>
-            </w:pPr>
-            <w:r>
-              <w:rPr>
-                <w:rFonts w:ascii="Helvetica" w:hAnsi="Helvetica" w:eastAsia="Helvetica" w:cs="Helvetica"/>
-                <w:i w:val="false"/>
-                <w:b w:val="false"/>
-                <w:u w:val="none"/>
-                <w:strike w:val="false"/>
-                <w:sz w:val="17"/>
-                <w:szCs w:val="17"/>
-                <w:color w:val="24212B"/>
-              </w:rPr>
-              <w:t xml:space="preserve">paresthesia</w:t>
-            </w:r>
-          </w:p>
-        </w:tc>
-        <w:tc>
-          <w:tcPr>
-            <w:tcBorders>
-              <w:bottom w:val="none" w:sz="0" w:space="0" w:color="000000"/>
-              <w:top w:val="none" w:sz="0" w:space="0" w:color="000000"/>
-              <w:left w:val="none" w:sz="0" w:space="0" w:color="000000"/>
-              <w:right w:val="none" w:sz="0" w:space="0" w:color="000000"/>
-            </w:tcBorders>
-            <w:shd w:val="clear" w:color="auto" w:fill="FFFFFF"/>
-            <w:tcMar>
-              <w:top w:w="0" w:type="dxa"/>
-              <w:bottom w:w="0" w:type="dxa"/>
-              <w:left w:w="0" w:type="dxa"/>
-              <w:right w:w="0" w:type="dxa"/>
-            </w:tcMar>
-            <w:vAlign w:val="center"/>
-          </w:tcPr>
-          <w:p>
-            <w:pPr>
-              <w:jc w:val="center"/>
-              <w:pBdr>
-                <w:bottom w:val="none" w:sz="0" w:space="0" w:color="000000"/>
-                <w:top w:val="none" w:sz="0" w:space="0" w:color="000000"/>
-                <w:left w:val="none" w:sz="0" w:space="0" w:color="000000"/>
-                <w:right w:val="none" w:sz="0" w:space="0" w:color="000000"/>
-              </w:pBdr>
-              <w:spacing w:after="60" w:before="60" w:line="240"/>
-              <w:ind w:left="60" w:right="60" w:firstLine="0" w:firstLineChars="0"/>
-              <w:rPr>
-                <w:rFonts w:ascii="Helvetica" w:hAnsi="Helvetica" w:eastAsia="Helvetica" w:cs="Helvetica"/>
-                <w:i w:val="false"/>
-                <w:b w:val="false"/>
-                <w:u w:val="none"/>
-                <w:strike w:val="false"/>
-                <w:sz w:val="17"/>
-                <w:szCs w:val="17"/>
-                <w:color w:val="24212B"/>
-              </w:rPr>
-            </w:pPr>
-            <w:r>
-              <w:rPr>
-                <w:rFonts w:ascii="Helvetica" w:hAnsi="Helvetica" w:eastAsia="Helvetica" w:cs="Helvetica"/>
-                <w:i w:val="false"/>
-                <w:b w:val="false"/>
-                <w:u w:val="none"/>
-                <w:strike w:val="false"/>
-                <w:sz w:val="17"/>
-                <w:szCs w:val="17"/>
-                <w:color w:val="24212B"/>
-              </w:rPr>
-              <w:t xml:space="preserve">p=0.995</w:t>
-            </w:r>
-          </w:p>
-        </w:tc>
-        <w:tc>
-          <w:tcPr>
-            <w:tcBorders>
-              <w:bottom w:val="none" w:sz="0" w:space="0" w:color="000000"/>
-              <w:top w:val="none" w:sz="0" w:space="0" w:color="000000"/>
-              <w:left w:val="none" w:sz="0" w:space="0" w:color="000000"/>
-              <w:right w:val="none" w:sz="0" w:space="0" w:color="000000"/>
-            </w:tcBorders>
-            <w:shd w:val="clear" w:color="auto" w:fill="FFFFFF"/>
-            <w:tcMar>
-              <w:top w:w="0" w:type="dxa"/>
-              <w:bottom w:w="0" w:type="dxa"/>
-              <w:left w:w="0" w:type="dxa"/>
-              <w:right w:w="0" w:type="dxa"/>
-            </w:tcMar>
-            <w:vAlign w:val="center"/>
-          </w:tcPr>
-          <w:p>
-            <w:pPr>
-              <w:jc w:val="center"/>
-              <w:pBdr>
-                <w:bottom w:val="none" w:sz="0" w:space="0" w:color="000000"/>
-                <w:top w:val="none" w:sz="0" w:space="0" w:color="000000"/>
-                <w:left w:val="none" w:sz="0" w:space="0" w:color="000000"/>
-                <w:right w:val="none" w:sz="0" w:space="0" w:color="000000"/>
-              </w:pBdr>
-              <w:spacing w:after="60" w:before="60" w:line="240"/>
-              <w:ind w:left="60" w:right="60" w:firstLine="0" w:firstLineChars="0"/>
-              <w:rPr>
-                <w:rFonts w:ascii="Helvetica" w:hAnsi="Helvetica" w:eastAsia="Helvetica" w:cs="Helvetica"/>
-                <w:i w:val="false"/>
-                <w:b w:val="false"/>
-                <w:u w:val="none"/>
-                <w:strike w:val="false"/>
-                <w:sz w:val="17"/>
-                <w:szCs w:val="17"/>
-                <w:color w:val="24212B"/>
-              </w:rPr>
-            </w:pPr>
-            <w:r>
-              <w:rPr>
-                <w:rFonts w:ascii="Helvetica" w:hAnsi="Helvetica" w:eastAsia="Helvetica" w:cs="Helvetica"/>
-                <w:i w:val="false"/>
-                <w:b w:val="false"/>
-                <w:u w:val="none"/>
-                <w:strike w:val="false"/>
-                <w:sz w:val="17"/>
-                <w:szCs w:val="17"/>
-                <w:color w:val="24212B"/>
-              </w:rPr>
-              <w:t xml:space="preserve"/>
-            </w:r>
-          </w:p>
-        </w:tc>
-      </w:tr>
-      <w:tr>
-        <w:trPr>
-          <w:trHeight w:val="461" w:hRule="auto"/>
-        </w:trPr>
-        body24
-        <w:tc>
-          <w:tcPr>
-            <w:tcBorders>
-              <w:bottom w:val="none" w:sz="0" w:space="0" w:color="000000"/>
-              <w:top w:val="none" w:sz="0" w:space="0" w:color="000000"/>
-              <w:left w:val="none" w:sz="0" w:space="0" w:color="000000"/>
-              <w:right w:val="none" w:sz="0" w:space="0" w:color="000000"/>
-            </w:tcBorders>
-            <w:shd w:val="clear" w:color="auto" w:fill="FFFFFF"/>
-            <w:tcMar>
-              <w:top w:w="0" w:type="dxa"/>
-              <w:bottom w:w="0" w:type="dxa"/>
-              <w:left w:w="0" w:type="dxa"/>
-              <w:right w:w="0" w:type="dxa"/>
-            </w:tcMar>
-            <w:vAlign w:val="center"/>
-          </w:tcPr>
-          <w:p>
-            <w:pPr>
-              <w:jc w:val="left"/>
-              <w:pBdr>
-                <w:bottom w:val="none" w:sz="0" w:space="0" w:color="000000"/>
-                <w:top w:val="none" w:sz="0" w:space="0" w:color="000000"/>
-                <w:left w:val="none" w:sz="0" w:space="0" w:color="000000"/>
-                <w:right w:val="none" w:sz="0" w:space="0" w:color="000000"/>
-              </w:pBdr>
-              <w:spacing w:after="60" w:before="60" w:line="240"/>
-              <w:ind w:left="60" w:right="60" w:firstLine="0" w:firstLineChars="0"/>
-              <w:rPr>
-                <w:rFonts w:ascii="Helvetica" w:hAnsi="Helvetica" w:eastAsia="Helvetica" w:cs="Helvetica"/>
-                <w:i w:val="false"/>
-                <w:b w:val="false"/>
-                <w:u w:val="none"/>
-                <w:strike w:val="false"/>
-                <w:sz w:val="17"/>
-                <w:szCs w:val="17"/>
-                <w:color w:val="24212B"/>
-              </w:rPr>
-            </w:pPr>
-            <w:r>
-              <w:rPr>
-                <w:rFonts w:ascii="Helvetica" w:hAnsi="Helvetica" w:eastAsia="Helvetica" w:cs="Helvetica"/>
-                <w:i w:val="false"/>
-                <w:b w:val="false"/>
-                <w:u w:val="none"/>
-                <w:strike w:val="false"/>
-                <w:sz w:val="17"/>
-                <w:szCs w:val="17"/>
-                <w:color w:val="24212B"/>
-              </w:rPr>
-              <w:t xml:space="preserve">perspiration</w:t>
-            </w:r>
-          </w:p>
-        </w:tc>
-        <w:tc>
-          <w:tcPr>
-            <w:tcBorders>
-              <w:bottom w:val="none" w:sz="0" w:space="0" w:color="000000"/>
-              <w:top w:val="none" w:sz="0" w:space="0" w:color="000000"/>
-              <w:left w:val="none" w:sz="0" w:space="0" w:color="000000"/>
-              <w:right w:val="none" w:sz="0" w:space="0" w:color="000000"/>
-            </w:tcBorders>
-            <w:shd w:val="clear" w:color="auto" w:fill="FFFFFF"/>
-            <w:tcMar>
-              <w:top w:w="0" w:type="dxa"/>
-              <w:bottom w:w="0" w:type="dxa"/>
-              <w:left w:w="0" w:type="dxa"/>
-              <w:right w:w="0" w:type="dxa"/>
-            </w:tcMar>
-            <w:vAlign w:val="center"/>
-          </w:tcPr>
-          <w:p>
-            <w:pPr>
-              <w:jc w:val="center"/>
-              <w:pBdr>
-                <w:bottom w:val="none" w:sz="0" w:space="0" w:color="000000"/>
-                <w:top w:val="none" w:sz="0" w:space="0" w:color="000000"/>
-                <w:left w:val="none" w:sz="0" w:space="0" w:color="000000"/>
-                <w:right w:val="none" w:sz="0" w:space="0" w:color="000000"/>
-              </w:pBdr>
-              <w:spacing w:after="60" w:before="60" w:line="240"/>
-              <w:ind w:left="60" w:right="60" w:firstLine="0" w:firstLineChars="0"/>
-              <w:rPr>
-                <w:rFonts w:ascii="Helvetica" w:hAnsi="Helvetica" w:eastAsia="Helvetica" w:cs="Helvetica"/>
-                <w:i w:val="false"/>
-                <w:b w:val="false"/>
-                <w:u w:val="none"/>
-                <w:strike w:val="false"/>
-                <w:sz w:val="17"/>
-                <w:szCs w:val="17"/>
-                <w:color w:val="24212B"/>
-              </w:rPr>
-            </w:pPr>
-            <w:r>
-              <w:rPr>
-                <w:rFonts w:ascii="Helvetica" w:hAnsi="Helvetica" w:eastAsia="Helvetica" w:cs="Helvetica"/>
-                <w:i w:val="false"/>
-                <w:b w:val="false"/>
-                <w:u w:val="none"/>
-                <w:strike w:val="false"/>
-                <w:sz w:val="17"/>
-                <w:szCs w:val="17"/>
-                <w:color w:val="24212B"/>
-              </w:rPr>
-              <w:t xml:space="preserve">p=0.995</w:t>
+              <w:t xml:space="preserve">p=0.446</w:t>
             </w:r>
           </w:p>
         </w:tc>
@@ -4287,7 +4287,7 @@
                 <w:szCs w:val="17"/>
                 <w:color w:val="24212B"/>
               </w:rPr>
-              <w:t xml:space="preserve">pseudohallucination</w:t>
+              <w:t xml:space="preserve">paresthesia</w:t>
             </w:r>
           </w:p>
         </w:tc>
@@ -4402,7 +4402,7 @@
       </w:tr>
       <w:tr>
         <w:trPr>
-          <w:trHeight w:val="462" w:hRule="auto"/>
+          <w:trHeight w:val="461" w:hRule="auto"/>
         </w:trPr>
         body26
         <w:tc>
@@ -4455,7 +4455,7 @@
                 <w:szCs w:val="17"/>
                 <w:color w:val="24212B"/>
               </w:rPr>
-              <w:t xml:space="preserve">sleep disorder</w:t>
+              <w:t xml:space="preserve">perspiration</w:t>
             </w:r>
           </w:p>
         </w:tc>
@@ -4509,61 +4509,61 @@
                 <w:szCs w:val="17"/>
                 <w:color w:val="24212B"/>
               </w:rPr>
+              <w:t xml:space="preserve">p=0.995</w:t>
+            </w:r>
+          </w:p>
+        </w:tc>
+        <w:tc>
+          <w:tcPr>
+            <w:tcBorders>
+              <w:bottom w:val="none" w:sz="0" w:space="0" w:color="000000"/>
+              <w:top w:val="none" w:sz="0" w:space="0" w:color="000000"/>
+              <w:left w:val="none" w:sz="0" w:space="0" w:color="000000"/>
+              <w:right w:val="none" w:sz="0" w:space="0" w:color="000000"/>
+            </w:tcBorders>
+            <w:shd w:val="clear" w:color="auto" w:fill="FFFFFF"/>
+            <w:tcMar>
+              <w:top w:w="0" w:type="dxa"/>
+              <w:bottom w:w="0" w:type="dxa"/>
+              <w:left w:w="0" w:type="dxa"/>
+              <w:right w:w="0" w:type="dxa"/>
+            </w:tcMar>
+            <w:vAlign w:val="center"/>
+          </w:tcPr>
+          <w:p>
+            <w:pPr>
+              <w:jc w:val="center"/>
+              <w:pBdr>
+                <w:bottom w:val="none" w:sz="0" w:space="0" w:color="000000"/>
+                <w:top w:val="none" w:sz="0" w:space="0" w:color="000000"/>
+                <w:left w:val="none" w:sz="0" w:space="0" w:color="000000"/>
+                <w:right w:val="none" w:sz="0" w:space="0" w:color="000000"/>
+              </w:pBdr>
+              <w:spacing w:after="60" w:before="60" w:line="240"/>
+              <w:ind w:left="60" w:right="60" w:firstLine="0" w:firstLineChars="0"/>
+              <w:rPr>
+                <w:rFonts w:ascii="Helvetica" w:hAnsi="Helvetica" w:eastAsia="Helvetica" w:cs="Helvetica"/>
+                <w:i w:val="false"/>
+                <w:b w:val="false"/>
+                <w:u w:val="none"/>
+                <w:strike w:val="false"/>
+                <w:sz w:val="17"/>
+                <w:szCs w:val="17"/>
+                <w:color w:val="24212B"/>
+              </w:rPr>
+            </w:pPr>
+            <w:r>
+              <w:rPr>
+                <w:rFonts w:ascii="Helvetica" w:hAnsi="Helvetica" w:eastAsia="Helvetica" w:cs="Helvetica"/>
+                <w:i w:val="false"/>
+                <w:b w:val="false"/>
+                <w:u w:val="none"/>
+                <w:strike w:val="false"/>
+                <w:sz w:val="17"/>
+                <w:szCs w:val="17"/>
+                <w:color w:val="24212B"/>
+              </w:rPr>
               <w:t xml:space="preserve"/>
-            </w:r>
-          </w:p>
-        </w:tc>
-        <w:tc>
-          <w:tcPr>
-            <w:tcBorders>
-              <w:bottom w:val="none" w:sz="0" w:space="0" w:color="000000"/>
-              <w:top w:val="none" w:sz="0" w:space="0" w:color="000000"/>
-              <w:left w:val="none" w:sz="0" w:space="0" w:color="000000"/>
-              <w:right w:val="none" w:sz="0" w:space="0" w:color="000000"/>
-            </w:tcBorders>
-            <w:shd w:val="clear" w:color="auto" w:fill="FFFFFF"/>
-            <w:tcMar>
-              <w:top w:w="0" w:type="dxa"/>
-              <w:bottom w:w="0" w:type="dxa"/>
-              <w:left w:w="0" w:type="dxa"/>
-              <w:right w:w="0" w:type="dxa"/>
-            </w:tcMar>
-            <w:vAlign w:val="center"/>
-          </w:tcPr>
-          <w:p>
-            <w:pPr>
-              <w:jc w:val="center"/>
-              <w:pBdr>
-                <w:bottom w:val="none" w:sz="0" w:space="0" w:color="000000"/>
-                <w:top w:val="none" w:sz="0" w:space="0" w:color="000000"/>
-                <w:left w:val="none" w:sz="0" w:space="0" w:color="000000"/>
-                <w:right w:val="none" w:sz="0" w:space="0" w:color="000000"/>
-              </w:pBdr>
-              <w:spacing w:after="60" w:before="60" w:line="240"/>
-              <w:ind w:left="60" w:right="60" w:firstLine="0" w:firstLineChars="0"/>
-              <w:rPr>
-                <w:rFonts w:ascii="Helvetica" w:hAnsi="Helvetica" w:eastAsia="Helvetica" w:cs="Helvetica"/>
-                <w:i w:val="false"/>
-                <w:b w:val="false"/>
-                <w:u w:val="none"/>
-                <w:strike w:val="false"/>
-                <w:sz w:val="17"/>
-                <w:szCs w:val="17"/>
-                <w:color w:val="24212B"/>
-              </w:rPr>
-            </w:pPr>
-            <w:r>
-              <w:rPr>
-                <w:rFonts w:ascii="Helvetica" w:hAnsi="Helvetica" w:eastAsia="Helvetica" w:cs="Helvetica"/>
-                <w:i w:val="false"/>
-                <w:b w:val="false"/>
-                <w:u w:val="none"/>
-                <w:strike w:val="false"/>
-                <w:sz w:val="17"/>
-                <w:szCs w:val="17"/>
-                <w:color w:val="24212B"/>
-              </w:rPr>
-              <w:t xml:space="preserve">p=0.869</w:t>
             </w:r>
           </w:p>
         </w:tc>
@@ -4623,6 +4623,510 @@
                 <w:szCs w:val="17"/>
                 <w:color w:val="24212B"/>
               </w:rPr>
+              <w:t xml:space="preserve">pseudohallucination</w:t>
+            </w:r>
+          </w:p>
+        </w:tc>
+        <w:tc>
+          <w:tcPr>
+            <w:tcBorders>
+              <w:bottom w:val="none" w:sz="0" w:space="0" w:color="000000"/>
+              <w:top w:val="none" w:sz="0" w:space="0" w:color="000000"/>
+              <w:left w:val="none" w:sz="0" w:space="0" w:color="000000"/>
+              <w:right w:val="none" w:sz="0" w:space="0" w:color="000000"/>
+            </w:tcBorders>
+            <w:shd w:val="clear" w:color="auto" w:fill="FFFFFF"/>
+            <w:tcMar>
+              <w:top w:w="0" w:type="dxa"/>
+              <w:bottom w:w="0" w:type="dxa"/>
+              <w:left w:w="0" w:type="dxa"/>
+              <w:right w:w="0" w:type="dxa"/>
+            </w:tcMar>
+            <w:vAlign w:val="center"/>
+          </w:tcPr>
+          <w:p>
+            <w:pPr>
+              <w:jc w:val="center"/>
+              <w:pBdr>
+                <w:bottom w:val="none" w:sz="0" w:space="0" w:color="000000"/>
+                <w:top w:val="none" w:sz="0" w:space="0" w:color="000000"/>
+                <w:left w:val="none" w:sz="0" w:space="0" w:color="000000"/>
+                <w:right w:val="none" w:sz="0" w:space="0" w:color="000000"/>
+              </w:pBdr>
+              <w:spacing w:after="60" w:before="60" w:line="240"/>
+              <w:ind w:left="60" w:right="60" w:firstLine="0" w:firstLineChars="0"/>
+              <w:rPr>
+                <w:rFonts w:ascii="Helvetica" w:hAnsi="Helvetica" w:eastAsia="Helvetica" w:cs="Helvetica"/>
+                <w:i w:val="false"/>
+                <w:b w:val="false"/>
+                <w:u w:val="none"/>
+                <w:strike w:val="false"/>
+                <w:sz w:val="17"/>
+                <w:szCs w:val="17"/>
+                <w:color w:val="24212B"/>
+              </w:rPr>
+            </w:pPr>
+            <w:r>
+              <w:rPr>
+                <w:rFonts w:ascii="Helvetica" w:hAnsi="Helvetica" w:eastAsia="Helvetica" w:cs="Helvetica"/>
+                <w:i w:val="false"/>
+                <w:b w:val="false"/>
+                <w:u w:val="none"/>
+                <w:strike w:val="false"/>
+                <w:sz w:val="17"/>
+                <w:szCs w:val="17"/>
+                <w:color w:val="24212B"/>
+              </w:rPr>
+              <w:t xml:space="preserve">p=0.995</w:t>
+            </w:r>
+          </w:p>
+        </w:tc>
+        <w:tc>
+          <w:tcPr>
+            <w:tcBorders>
+              <w:bottom w:val="none" w:sz="0" w:space="0" w:color="000000"/>
+              <w:top w:val="none" w:sz="0" w:space="0" w:color="000000"/>
+              <w:left w:val="none" w:sz="0" w:space="0" w:color="000000"/>
+              <w:right w:val="none" w:sz="0" w:space="0" w:color="000000"/>
+            </w:tcBorders>
+            <w:shd w:val="clear" w:color="auto" w:fill="FFFFFF"/>
+            <w:tcMar>
+              <w:top w:w="0" w:type="dxa"/>
+              <w:bottom w:w="0" w:type="dxa"/>
+              <w:left w:w="0" w:type="dxa"/>
+              <w:right w:w="0" w:type="dxa"/>
+            </w:tcMar>
+            <w:vAlign w:val="center"/>
+          </w:tcPr>
+          <w:p>
+            <w:pPr>
+              <w:jc w:val="center"/>
+              <w:pBdr>
+                <w:bottom w:val="none" w:sz="0" w:space="0" w:color="000000"/>
+                <w:top w:val="none" w:sz="0" w:space="0" w:color="000000"/>
+                <w:left w:val="none" w:sz="0" w:space="0" w:color="000000"/>
+                <w:right w:val="none" w:sz="0" w:space="0" w:color="000000"/>
+              </w:pBdr>
+              <w:spacing w:after="60" w:before="60" w:line="240"/>
+              <w:ind w:left="60" w:right="60" w:firstLine="0" w:firstLineChars="0"/>
+              <w:rPr>
+                <w:rFonts w:ascii="Helvetica" w:hAnsi="Helvetica" w:eastAsia="Helvetica" w:cs="Helvetica"/>
+                <w:i w:val="false"/>
+                <w:b w:val="false"/>
+                <w:u w:val="none"/>
+                <w:strike w:val="false"/>
+                <w:sz w:val="17"/>
+                <w:szCs w:val="17"/>
+                <w:color w:val="24212B"/>
+              </w:rPr>
+            </w:pPr>
+            <w:r>
+              <w:rPr>
+                <w:rFonts w:ascii="Helvetica" w:hAnsi="Helvetica" w:eastAsia="Helvetica" w:cs="Helvetica"/>
+                <w:i w:val="false"/>
+                <w:b w:val="false"/>
+                <w:u w:val="none"/>
+                <w:strike w:val="false"/>
+                <w:sz w:val="17"/>
+                <w:szCs w:val="17"/>
+                <w:color w:val="24212B"/>
+              </w:rPr>
+              <w:t xml:space="preserve"/>
+            </w:r>
+          </w:p>
+        </w:tc>
+      </w:tr>
+      <w:tr>
+        <w:trPr>
+          <w:trHeight w:val="459" w:hRule="auto"/>
+        </w:trPr>
+        body28
+        <w:tc>
+          <w:tcPr>
+            <w:tcBorders>
+              <w:bottom w:val="none" w:sz="0" w:space="0" w:color="000000"/>
+              <w:top w:val="none" w:sz="0" w:space="0" w:color="000000"/>
+              <w:left w:val="none" w:sz="0" w:space="0" w:color="000000"/>
+              <w:right w:val="none" w:sz="0" w:space="0" w:color="000000"/>
+            </w:tcBorders>
+            <w:shd w:val="clear" w:color="auto" w:fill="FFFFFF"/>
+            <w:tcMar>
+              <w:top w:w="0" w:type="dxa"/>
+              <w:bottom w:w="0" w:type="dxa"/>
+              <w:left w:w="0" w:type="dxa"/>
+              <w:right w:w="0" w:type="dxa"/>
+            </w:tcMar>
+            <w:vAlign w:val="center"/>
+          </w:tcPr>
+          <w:p>
+            <w:pPr>
+              <w:jc w:val="left"/>
+              <w:pBdr>
+                <w:bottom w:val="none" w:sz="0" w:space="0" w:color="000000"/>
+                <w:top w:val="none" w:sz="0" w:space="0" w:color="000000"/>
+                <w:left w:val="none" w:sz="0" w:space="0" w:color="000000"/>
+                <w:right w:val="none" w:sz="0" w:space="0" w:color="000000"/>
+              </w:pBdr>
+              <w:spacing w:after="60" w:before="60" w:line="240"/>
+              <w:ind w:left="60" w:right="60" w:firstLine="0" w:firstLineChars="0"/>
+              <w:rPr>
+                <w:rFonts w:ascii="Helvetica" w:hAnsi="Helvetica" w:eastAsia="Helvetica" w:cs="Helvetica"/>
+                <w:i w:val="false"/>
+                <w:b w:val="false"/>
+                <w:u w:val="none"/>
+                <w:strike w:val="false"/>
+                <w:sz w:val="17"/>
+                <w:szCs w:val="17"/>
+                <w:color w:val="24212B"/>
+              </w:rPr>
+            </w:pPr>
+            <w:r>
+              <w:rPr>
+                <w:rFonts w:ascii="Helvetica" w:hAnsi="Helvetica" w:eastAsia="Helvetica" w:cs="Helvetica"/>
+                <w:i w:val="false"/>
+                <w:b w:val="false"/>
+                <w:u w:val="none"/>
+                <w:strike w:val="false"/>
+                <w:sz w:val="17"/>
+                <w:szCs w:val="17"/>
+                <w:color w:val="24212B"/>
+              </w:rPr>
+              <w:t xml:space="preserve">rumination</w:t>
+            </w:r>
+          </w:p>
+        </w:tc>
+        <w:tc>
+          <w:tcPr>
+            <w:tcBorders>
+              <w:bottom w:val="none" w:sz="0" w:space="0" w:color="000000"/>
+              <w:top w:val="none" w:sz="0" w:space="0" w:color="000000"/>
+              <w:left w:val="none" w:sz="0" w:space="0" w:color="000000"/>
+              <w:right w:val="none" w:sz="0" w:space="0" w:color="000000"/>
+            </w:tcBorders>
+            <w:shd w:val="clear" w:color="auto" w:fill="FFFFFF"/>
+            <w:tcMar>
+              <w:top w:w="0" w:type="dxa"/>
+              <w:bottom w:w="0" w:type="dxa"/>
+              <w:left w:w="0" w:type="dxa"/>
+              <w:right w:w="0" w:type="dxa"/>
+            </w:tcMar>
+            <w:vAlign w:val="center"/>
+          </w:tcPr>
+          <w:p>
+            <w:pPr>
+              <w:jc w:val="center"/>
+              <w:pBdr>
+                <w:bottom w:val="none" w:sz="0" w:space="0" w:color="000000"/>
+                <w:top w:val="none" w:sz="0" w:space="0" w:color="000000"/>
+                <w:left w:val="none" w:sz="0" w:space="0" w:color="000000"/>
+                <w:right w:val="none" w:sz="0" w:space="0" w:color="000000"/>
+              </w:pBdr>
+              <w:spacing w:after="60" w:before="60" w:line="240"/>
+              <w:ind w:left="60" w:right="60" w:firstLine="0" w:firstLineChars="0"/>
+              <w:rPr>
+                <w:rFonts w:ascii="Helvetica" w:hAnsi="Helvetica" w:eastAsia="Helvetica" w:cs="Helvetica"/>
+                <w:i w:val="false"/>
+                <w:b w:val="false"/>
+                <w:u w:val="none"/>
+                <w:strike w:val="false"/>
+                <w:sz w:val="17"/>
+                <w:szCs w:val="17"/>
+                <w:color w:val="24212B"/>
+              </w:rPr>
+            </w:pPr>
+            <w:r>
+              <w:rPr>
+                <w:rFonts w:ascii="Helvetica" w:hAnsi="Helvetica" w:eastAsia="Helvetica" w:cs="Helvetica"/>
+                <w:i w:val="false"/>
+                <w:b w:val="false"/>
+                <w:u w:val="none"/>
+                <w:strike w:val="false"/>
+                <w:sz w:val="17"/>
+                <w:szCs w:val="17"/>
+                <w:color w:val="24212B"/>
+              </w:rPr>
+              <w:t xml:space="preserve"/>
+            </w:r>
+          </w:p>
+        </w:tc>
+        <w:tc>
+          <w:tcPr>
+            <w:tcBorders>
+              <w:bottom w:val="none" w:sz="0" w:space="0" w:color="000000"/>
+              <w:top w:val="none" w:sz="0" w:space="0" w:color="000000"/>
+              <w:left w:val="none" w:sz="0" w:space="0" w:color="000000"/>
+              <w:right w:val="none" w:sz="0" w:space="0" w:color="000000"/>
+            </w:tcBorders>
+            <w:shd w:val="clear" w:color="auto" w:fill="FFFFFF"/>
+            <w:tcMar>
+              <w:top w:w="0" w:type="dxa"/>
+              <w:bottom w:w="0" w:type="dxa"/>
+              <w:left w:w="0" w:type="dxa"/>
+              <w:right w:w="0" w:type="dxa"/>
+            </w:tcMar>
+            <w:vAlign w:val="center"/>
+          </w:tcPr>
+          <w:p>
+            <w:pPr>
+              <w:jc w:val="center"/>
+              <w:pBdr>
+                <w:bottom w:val="none" w:sz="0" w:space="0" w:color="000000"/>
+                <w:top w:val="none" w:sz="0" w:space="0" w:color="000000"/>
+                <w:left w:val="none" w:sz="0" w:space="0" w:color="000000"/>
+                <w:right w:val="none" w:sz="0" w:space="0" w:color="000000"/>
+              </w:pBdr>
+              <w:spacing w:after="60" w:before="60" w:line="240"/>
+              <w:ind w:left="60" w:right="60" w:firstLine="0" w:firstLineChars="0"/>
+              <w:rPr>
+                <w:rFonts w:ascii="Helvetica" w:hAnsi="Helvetica" w:eastAsia="Helvetica" w:cs="Helvetica"/>
+                <w:i w:val="false"/>
+                <w:b w:val="false"/>
+                <w:u w:val="none"/>
+                <w:strike w:val="false"/>
+                <w:sz w:val="17"/>
+                <w:szCs w:val="17"/>
+                <w:color w:val="24212B"/>
+              </w:rPr>
+            </w:pPr>
+            <w:r>
+              <w:rPr>
+                <w:rFonts w:ascii="Helvetica" w:hAnsi="Helvetica" w:eastAsia="Helvetica" w:cs="Helvetica"/>
+                <w:i w:val="false"/>
+                <w:b w:val="false"/>
+                <w:u w:val="none"/>
+                <w:strike w:val="false"/>
+                <w:sz w:val="17"/>
+                <w:szCs w:val="17"/>
+                <w:color w:val="24212B"/>
+              </w:rPr>
+              <w:t xml:space="preserve">p=0.215</w:t>
+            </w:r>
+          </w:p>
+        </w:tc>
+      </w:tr>
+      <w:tr>
+        <w:trPr>
+          <w:trHeight w:val="462" w:hRule="auto"/>
+        </w:trPr>
+        body29
+        <w:tc>
+          <w:tcPr>
+            <w:tcBorders>
+              <w:bottom w:val="none" w:sz="0" w:space="0" w:color="000000"/>
+              <w:top w:val="none" w:sz="0" w:space="0" w:color="000000"/>
+              <w:left w:val="none" w:sz="0" w:space="0" w:color="000000"/>
+              <w:right w:val="none" w:sz="0" w:space="0" w:color="000000"/>
+            </w:tcBorders>
+            <w:shd w:val="clear" w:color="auto" w:fill="FFFFFF"/>
+            <w:tcMar>
+              <w:top w:w="0" w:type="dxa"/>
+              <w:bottom w:w="0" w:type="dxa"/>
+              <w:left w:w="0" w:type="dxa"/>
+              <w:right w:w="0" w:type="dxa"/>
+            </w:tcMar>
+            <w:vAlign w:val="center"/>
+          </w:tcPr>
+          <w:p>
+            <w:pPr>
+              <w:jc w:val="left"/>
+              <w:pBdr>
+                <w:bottom w:val="none" w:sz="0" w:space="0" w:color="000000"/>
+                <w:top w:val="none" w:sz="0" w:space="0" w:color="000000"/>
+                <w:left w:val="none" w:sz="0" w:space="0" w:color="000000"/>
+                <w:right w:val="none" w:sz="0" w:space="0" w:color="000000"/>
+              </w:pBdr>
+              <w:spacing w:after="60" w:before="60" w:line="240"/>
+              <w:ind w:left="60" w:right="60" w:firstLine="0" w:firstLineChars="0"/>
+              <w:rPr>
+                <w:rFonts w:ascii="Helvetica" w:hAnsi="Helvetica" w:eastAsia="Helvetica" w:cs="Helvetica"/>
+                <w:i w:val="false"/>
+                <w:b w:val="false"/>
+                <w:u w:val="none"/>
+                <w:strike w:val="false"/>
+                <w:sz w:val="17"/>
+                <w:szCs w:val="17"/>
+                <w:color w:val="24212B"/>
+              </w:rPr>
+            </w:pPr>
+            <w:r>
+              <w:rPr>
+                <w:rFonts w:ascii="Helvetica" w:hAnsi="Helvetica" w:eastAsia="Helvetica" w:cs="Helvetica"/>
+                <w:i w:val="false"/>
+                <w:b w:val="false"/>
+                <w:u w:val="none"/>
+                <w:strike w:val="false"/>
+                <w:sz w:val="17"/>
+                <w:szCs w:val="17"/>
+                <w:color w:val="24212B"/>
+              </w:rPr>
+              <w:t xml:space="preserve">sleep disorder</w:t>
+            </w:r>
+          </w:p>
+        </w:tc>
+        <w:tc>
+          <w:tcPr>
+            <w:tcBorders>
+              <w:bottom w:val="none" w:sz="0" w:space="0" w:color="000000"/>
+              <w:top w:val="none" w:sz="0" w:space="0" w:color="000000"/>
+              <w:left w:val="none" w:sz="0" w:space="0" w:color="000000"/>
+              <w:right w:val="none" w:sz="0" w:space="0" w:color="000000"/>
+            </w:tcBorders>
+            <w:shd w:val="clear" w:color="auto" w:fill="FFFFFF"/>
+            <w:tcMar>
+              <w:top w:w="0" w:type="dxa"/>
+              <w:bottom w:w="0" w:type="dxa"/>
+              <w:left w:w="0" w:type="dxa"/>
+              <w:right w:w="0" w:type="dxa"/>
+            </w:tcMar>
+            <w:vAlign w:val="center"/>
+          </w:tcPr>
+          <w:p>
+            <w:pPr>
+              <w:jc w:val="center"/>
+              <w:pBdr>
+                <w:bottom w:val="none" w:sz="0" w:space="0" w:color="000000"/>
+                <w:top w:val="none" w:sz="0" w:space="0" w:color="000000"/>
+                <w:left w:val="none" w:sz="0" w:space="0" w:color="000000"/>
+                <w:right w:val="none" w:sz="0" w:space="0" w:color="000000"/>
+              </w:pBdr>
+              <w:spacing w:after="60" w:before="60" w:line="240"/>
+              <w:ind w:left="60" w:right="60" w:firstLine="0" w:firstLineChars="0"/>
+              <w:rPr>
+                <w:rFonts w:ascii="Helvetica" w:hAnsi="Helvetica" w:eastAsia="Helvetica" w:cs="Helvetica"/>
+                <w:i w:val="false"/>
+                <w:b w:val="false"/>
+                <w:u w:val="none"/>
+                <w:strike w:val="false"/>
+                <w:sz w:val="17"/>
+                <w:szCs w:val="17"/>
+                <w:color w:val="24212B"/>
+              </w:rPr>
+            </w:pPr>
+            <w:r>
+              <w:rPr>
+                <w:rFonts w:ascii="Helvetica" w:hAnsi="Helvetica" w:eastAsia="Helvetica" w:cs="Helvetica"/>
+                <w:i w:val="false"/>
+                <w:b w:val="false"/>
+                <w:u w:val="none"/>
+                <w:strike w:val="false"/>
+                <w:sz w:val="17"/>
+                <w:szCs w:val="17"/>
+                <w:color w:val="24212B"/>
+              </w:rPr>
+              <w:t xml:space="preserve"/>
+            </w:r>
+          </w:p>
+        </w:tc>
+        <w:tc>
+          <w:tcPr>
+            <w:tcBorders>
+              <w:bottom w:val="none" w:sz="0" w:space="0" w:color="000000"/>
+              <w:top w:val="none" w:sz="0" w:space="0" w:color="000000"/>
+              <w:left w:val="none" w:sz="0" w:space="0" w:color="000000"/>
+              <w:right w:val="none" w:sz="0" w:space="0" w:color="000000"/>
+            </w:tcBorders>
+            <w:shd w:val="clear" w:color="auto" w:fill="FFFFFF"/>
+            <w:tcMar>
+              <w:top w:w="0" w:type="dxa"/>
+              <w:bottom w:w="0" w:type="dxa"/>
+              <w:left w:w="0" w:type="dxa"/>
+              <w:right w:w="0" w:type="dxa"/>
+            </w:tcMar>
+            <w:vAlign w:val="center"/>
+          </w:tcPr>
+          <w:p>
+            <w:pPr>
+              <w:jc w:val="center"/>
+              <w:pBdr>
+                <w:bottom w:val="none" w:sz="0" w:space="0" w:color="000000"/>
+                <w:top w:val="none" w:sz="0" w:space="0" w:color="000000"/>
+                <w:left w:val="none" w:sz="0" w:space="0" w:color="000000"/>
+                <w:right w:val="none" w:sz="0" w:space="0" w:color="000000"/>
+              </w:pBdr>
+              <w:spacing w:after="60" w:before="60" w:line="240"/>
+              <w:ind w:left="60" w:right="60" w:firstLine="0" w:firstLineChars="0"/>
+              <w:rPr>
+                <w:rFonts w:ascii="Helvetica" w:hAnsi="Helvetica" w:eastAsia="Helvetica" w:cs="Helvetica"/>
+                <w:i w:val="false"/>
+                <w:b w:val="false"/>
+                <w:u w:val="none"/>
+                <w:strike w:val="false"/>
+                <w:sz w:val="17"/>
+                <w:szCs w:val="17"/>
+                <w:color w:val="24212B"/>
+              </w:rPr>
+            </w:pPr>
+            <w:r>
+              <w:rPr>
+                <w:rFonts w:ascii="Helvetica" w:hAnsi="Helvetica" w:eastAsia="Helvetica" w:cs="Helvetica"/>
+                <w:i w:val="false"/>
+                <w:b w:val="false"/>
+                <w:u w:val="none"/>
+                <w:strike w:val="false"/>
+                <w:sz w:val="17"/>
+                <w:szCs w:val="17"/>
+                <w:color w:val="24212B"/>
+              </w:rPr>
+              <w:t xml:space="preserve">p=0.555</w:t>
+            </w:r>
+          </w:p>
+        </w:tc>
+      </w:tr>
+      <w:tr>
+        <w:trPr>
+          <w:trHeight w:val="462" w:hRule="auto"/>
+        </w:trPr>
+        body30
+        <w:tc>
+          <w:tcPr>
+            <w:tcBorders>
+              <w:bottom w:val="none" w:sz="0" w:space="0" w:color="000000"/>
+              <w:top w:val="none" w:sz="0" w:space="0" w:color="000000"/>
+              <w:left w:val="none" w:sz="0" w:space="0" w:color="000000"/>
+              <w:right w:val="none" w:sz="0" w:space="0" w:color="000000"/>
+            </w:tcBorders>
+            <w:shd w:val="clear" w:color="auto" w:fill="FFFFFF"/>
+            <w:tcMar>
+              <w:top w:w="0" w:type="dxa"/>
+              <w:bottom w:w="0" w:type="dxa"/>
+              <w:left w:w="0" w:type="dxa"/>
+              <w:right w:w="0" w:type="dxa"/>
+            </w:tcMar>
+            <w:vAlign w:val="center"/>
+          </w:tcPr>
+          <w:p>
+            <w:pPr>
+              <w:jc w:val="left"/>
+              <w:pBdr>
+                <w:bottom w:val="none" w:sz="0" w:space="0" w:color="000000"/>
+                <w:top w:val="none" w:sz="0" w:space="0" w:color="000000"/>
+                <w:left w:val="none" w:sz="0" w:space="0" w:color="000000"/>
+                <w:right w:val="none" w:sz="0" w:space="0" w:color="000000"/>
+              </w:pBdr>
+              <w:spacing w:after="60" w:before="60" w:line="240"/>
+              <w:ind w:left="60" w:right="60" w:firstLine="0" w:firstLineChars="0"/>
+              <w:rPr>
+                <w:rFonts w:ascii="Helvetica" w:hAnsi="Helvetica" w:eastAsia="Helvetica" w:cs="Helvetica"/>
+                <w:i w:val="false"/>
+                <w:b w:val="false"/>
+                <w:u w:val="none"/>
+                <w:strike w:val="false"/>
+                <w:sz w:val="17"/>
+                <w:szCs w:val="17"/>
+                <w:color w:val="24212B"/>
+              </w:rPr>
+            </w:pPr>
+            <w:r>
+              <w:rPr>
+                <w:rFonts w:ascii="Helvetica" w:hAnsi="Helvetica" w:eastAsia="Helvetica" w:cs="Helvetica"/>
+                <w:i w:val="false"/>
+                <w:b w:val="false"/>
+                <w:u w:val="none"/>
+                <w:strike w:val="false"/>
+                <w:sz w:val="17"/>
+                <w:szCs w:val="17"/>
+                <w:color w:val="24212B"/>
+              </w:rPr>
               <w:t xml:space="preserve">temperature perception disturbances</w:t>
             </w:r>
           </w:p>
@@ -4677,7 +5181,7 @@
                 <w:szCs w:val="17"/>
                 <w:color w:val="24212B"/>
               </w:rPr>
-              <w:t xml:space="preserve">p=0.809</w:t>
+              <w:t xml:space="preserve">p=0.967</w:t>
             </w:r>
           </w:p>
         </w:tc>
@@ -4740,7 +5244,175 @@
         <w:trPr>
           <w:trHeight w:val="464" w:hRule="auto"/>
         </w:trPr>
-        body28
+        body31
+        <w:tc>
+          <w:tcPr>
+            <w:tcBorders>
+              <w:bottom w:val="none" w:sz="0" w:space="0" w:color="000000"/>
+              <w:top w:val="none" w:sz="0" w:space="0" w:color="000000"/>
+              <w:left w:val="none" w:sz="0" w:space="0" w:color="000000"/>
+              <w:right w:val="none" w:sz="0" w:space="0" w:color="000000"/>
+            </w:tcBorders>
+            <w:shd w:val="clear" w:color="auto" w:fill="FFFFFF"/>
+            <w:tcMar>
+              <w:top w:w="0" w:type="dxa"/>
+              <w:bottom w:w="0" w:type="dxa"/>
+              <w:left w:w="0" w:type="dxa"/>
+              <w:right w:w="0" w:type="dxa"/>
+            </w:tcMar>
+            <w:vAlign w:val="center"/>
+          </w:tcPr>
+          <w:p>
+            <w:pPr>
+              <w:jc w:val="left"/>
+              <w:pBdr>
+                <w:bottom w:val="none" w:sz="0" w:space="0" w:color="000000"/>
+                <w:top w:val="none" w:sz="0" w:space="0" w:color="000000"/>
+                <w:left w:val="none" w:sz="0" w:space="0" w:color="000000"/>
+                <w:right w:val="none" w:sz="0" w:space="0" w:color="000000"/>
+              </w:pBdr>
+              <w:spacing w:after="60" w:before="60" w:line="240"/>
+              <w:ind w:left="60" w:right="60" w:firstLine="0" w:firstLineChars="0"/>
+              <w:rPr>
+                <w:rFonts w:ascii="Helvetica" w:hAnsi="Helvetica" w:eastAsia="Helvetica" w:cs="Helvetica"/>
+                <w:i w:val="false"/>
+                <w:b w:val="false"/>
+                <w:u w:val="none"/>
+                <w:strike w:val="false"/>
+                <w:sz w:val="17"/>
+                <w:szCs w:val="17"/>
+                <w:color w:val="24212B"/>
+              </w:rPr>
+            </w:pPr>
+            <w:r>
+              <w:rPr>
+                <w:rFonts w:ascii="Helvetica" w:hAnsi="Helvetica" w:eastAsia="Helvetica" w:cs="Helvetica"/>
+                <w:i w:val="false"/>
+                <w:b w:val="false"/>
+                <w:u w:val="none"/>
+                <w:strike w:val="false"/>
+                <w:sz w:val="17"/>
+                <w:szCs w:val="17"/>
+                <w:color w:val="24212B"/>
+              </w:rPr>
+              <w:t xml:space="preserve">thinking abnormal</w:t>
+            </w:r>
+          </w:p>
+        </w:tc>
+        <w:tc>
+          <w:tcPr>
+            <w:tcBorders>
+              <w:bottom w:val="none" w:sz="0" w:space="0" w:color="000000"/>
+              <w:top w:val="none" w:sz="0" w:space="0" w:color="000000"/>
+              <w:left w:val="none" w:sz="0" w:space="0" w:color="000000"/>
+              <w:right w:val="none" w:sz="0" w:space="0" w:color="000000"/>
+            </w:tcBorders>
+            <w:shd w:val="clear" w:color="auto" w:fill="FFFFFF"/>
+            <w:tcMar>
+              <w:top w:w="0" w:type="dxa"/>
+              <w:bottom w:w="0" w:type="dxa"/>
+              <w:left w:w="0" w:type="dxa"/>
+              <w:right w:w="0" w:type="dxa"/>
+            </w:tcMar>
+            <w:vAlign w:val="center"/>
+          </w:tcPr>
+          <w:p>
+            <w:pPr>
+              <w:jc w:val="center"/>
+              <w:pBdr>
+                <w:bottom w:val="none" w:sz="0" w:space="0" w:color="000000"/>
+                <w:top w:val="none" w:sz="0" w:space="0" w:color="000000"/>
+                <w:left w:val="none" w:sz="0" w:space="0" w:color="000000"/>
+                <w:right w:val="none" w:sz="0" w:space="0" w:color="000000"/>
+              </w:pBdr>
+              <w:spacing w:after="60" w:before="60" w:line="240"/>
+              <w:ind w:left="60" w:right="60" w:firstLine="0" w:firstLineChars="0"/>
+              <w:rPr>
+                <w:rFonts w:ascii="Helvetica" w:hAnsi="Helvetica" w:eastAsia="Helvetica" w:cs="Helvetica"/>
+                <w:i w:val="false"/>
+                <w:b w:val="false"/>
+                <w:u w:val="none"/>
+                <w:strike w:val="false"/>
+                <w:sz w:val="17"/>
+                <w:szCs w:val="17"/>
+                <w:color w:val="24212B"/>
+              </w:rPr>
+            </w:pPr>
+            <w:r>
+              <w:rPr>
+                <w:rFonts w:ascii="Helvetica" w:hAnsi="Helvetica" w:eastAsia="Helvetica" w:cs="Helvetica"/>
+                <w:i w:val="false"/>
+                <w:b w:val="false"/>
+                <w:u w:val="none"/>
+                <w:strike w:val="false"/>
+                <w:sz w:val="17"/>
+                <w:szCs w:val="17"/>
+                <w:color w:val="24212B"/>
+              </w:rPr>
+              <w:t xml:space="preserve">p=0.978</w:t>
+            </w:r>
+          </w:p>
+        </w:tc>
+        <w:tc>
+          <w:tcPr>
+            <w:tcBorders>
+              <w:bottom w:val="none" w:sz="0" w:space="0" w:color="000000"/>
+              <w:top w:val="none" w:sz="0" w:space="0" w:color="000000"/>
+              <w:left w:val="none" w:sz="0" w:space="0" w:color="000000"/>
+              <w:right w:val="none" w:sz="0" w:space="0" w:color="000000"/>
+            </w:tcBorders>
+            <w:shd w:val="clear" w:color="auto" w:fill="FFFFFF"/>
+            <w:tcMar>
+              <w:top w:w="0" w:type="dxa"/>
+              <w:bottom w:w="0" w:type="dxa"/>
+              <w:left w:w="0" w:type="dxa"/>
+              <w:right w:w="0" w:type="dxa"/>
+            </w:tcMar>
+            <w:vAlign w:val="center"/>
+          </w:tcPr>
+          <w:p>
+            <w:pPr>
+              <w:jc w:val="center"/>
+              <w:pBdr>
+                <w:bottom w:val="none" w:sz="0" w:space="0" w:color="000000"/>
+                <w:top w:val="none" w:sz="0" w:space="0" w:color="000000"/>
+                <w:left w:val="none" w:sz="0" w:space="0" w:color="000000"/>
+                <w:right w:val="none" w:sz="0" w:space="0" w:color="000000"/>
+              </w:pBdr>
+              <w:spacing w:after="60" w:before="60" w:line="240"/>
+              <w:ind w:left="60" w:right="60" w:firstLine="0" w:firstLineChars="0"/>
+              <w:rPr>
+                <w:rFonts w:ascii="Helvetica" w:hAnsi="Helvetica" w:eastAsia="Helvetica" w:cs="Helvetica"/>
+                <w:i w:val="false"/>
+                <w:b w:val="false"/>
+                <w:u w:val="none"/>
+                <w:strike w:val="false"/>
+                <w:sz w:val="17"/>
+                <w:szCs w:val="17"/>
+                <w:color w:val="24212B"/>
+              </w:rPr>
+            </w:pPr>
+            <w:r>
+              <w:rPr>
+                <w:rFonts w:ascii="Helvetica" w:hAnsi="Helvetica" w:eastAsia="Helvetica" w:cs="Helvetica"/>
+                <w:i w:val="false"/>
+                <w:b w:val="false"/>
+                <w:u w:val="none"/>
+                <w:strike w:val="false"/>
+                <w:sz w:val="17"/>
+                <w:szCs w:val="17"/>
+                <w:color w:val="24212B"/>
+              </w:rPr>
+              <w:t xml:space="preserve"/>
+            </w:r>
+          </w:p>
+        </w:tc>
+      </w:tr>
+      <w:tr>
+        <w:trPr>
+          <w:trHeight w:val="459" w:hRule="auto"/>
+        </w:trPr>
+        body32
         <w:tc>
           <w:tcPr>
             <w:tcBorders>
@@ -4791,7 +5463,7 @@
                 <w:szCs w:val="17"/>
                 <w:color w:val="24212B"/>
               </w:rPr>
-              <w:t xml:space="preserve">thinking abnormal</w:t>
+              <w:t xml:space="preserve">weakness</w:t>
             </w:r>
           </w:p>
         </w:tc>
@@ -4845,7 +5517,7 @@
                 <w:szCs w:val="17"/>
                 <w:color w:val="24212B"/>
               </w:rPr>
-              <w:t xml:space="preserve">p=0.978</w:t>
+              <w:t xml:space="preserve"/>
             </w:r>
           </w:p>
         </w:tc>
@@ -4899,7 +5571,7 @@
                 <w:szCs w:val="17"/>
                 <w:color w:val="24212B"/>
               </w:rPr>
-              <w:t xml:space="preserve"/>
+              <w:t xml:space="preserve">p=0.596</w:t>
             </w:r>
           </w:p>
         </w:tc>
